--- a/reports/IA2_Report.docx
+++ b/reports/IA2_Report.docx
@@ -329,7 +329,7 @@
       <w:r>
         <w:fldChar w:fldCharType="separate"/>
       </w:r>
-      <w:hyperlink w:anchor="_Toc243584797" w:history="1">
+      <w:hyperlink w:anchor="_Toc243586392" w:history="1">
         <w:r>
           <w:rPr>
             <w:rStyle w:val="Hyperlink"/>
@@ -356,7 +356,7 @@
             <w:noProof/>
             <w:webHidden/>
           </w:rPr>
-          <w:instrText xml:space="preserve"> PAGEREF _Toc243584797 \h </w:instrText>
+          <w:instrText xml:space="preserve"> PAGEREF _Toc243586392 \h </w:instrText>
         </w:r>
         <w:r>
           <w:rPr>
@@ -397,7 +397,7 @@
           <w:noProof/>
         </w:rPr>
       </w:pPr>
-      <w:hyperlink w:anchor="_Toc243584798" w:history="1">
+      <w:hyperlink w:anchor="_Toc243586393" w:history="1">
         <w:r>
           <w:rPr>
             <w:rStyle w:val="Hyperlink"/>
@@ -424,7 +424,7 @@
             <w:noProof/>
             <w:webHidden/>
           </w:rPr>
-          <w:instrText xml:space="preserve"> PAGEREF _Toc243584798 \h </w:instrText>
+          <w:instrText xml:space="preserve"> PAGEREF _Toc243586393 \h </w:instrText>
         </w:r>
         <w:r>
           <w:rPr>
@@ -465,7 +465,7 @@
           <w:noProof/>
         </w:rPr>
       </w:pPr>
-      <w:hyperlink w:anchor="_Toc243584799" w:history="1">
+      <w:hyperlink w:anchor="_Toc243586394" w:history="1">
         <w:r>
           <w:rPr>
             <w:rStyle w:val="Hyperlink"/>
@@ -492,7 +492,7 @@
             <w:noProof/>
             <w:webHidden/>
           </w:rPr>
-          <w:instrText xml:space="preserve"> PAGEREF _Toc243584799 \h </w:instrText>
+          <w:instrText xml:space="preserve"> PAGEREF _Toc243586394 \h </w:instrText>
         </w:r>
         <w:r>
           <w:rPr>
@@ -533,7 +533,7 @@
           <w:noProof/>
         </w:rPr>
       </w:pPr>
-      <w:hyperlink w:anchor="_Toc243584800" w:history="1">
+      <w:hyperlink w:anchor="_Toc243586395" w:history="1">
         <w:r>
           <w:rPr>
             <w:rStyle w:val="Hyperlink"/>
@@ -560,7 +560,7 @@
             <w:noProof/>
             <w:webHidden/>
           </w:rPr>
-          <w:instrText xml:space="preserve"> PAGEREF _Toc243584800 \h </w:instrText>
+          <w:instrText xml:space="preserve"> PAGEREF _Toc243586395 \h </w:instrText>
         </w:r>
         <w:r>
           <w:rPr>
@@ -601,7 +601,7 @@
           <w:noProof/>
         </w:rPr>
       </w:pPr>
-      <w:hyperlink w:anchor="_Toc243584801" w:history="1">
+      <w:hyperlink w:anchor="_Toc243586396" w:history="1">
         <w:r>
           <w:rPr>
             <w:rStyle w:val="Hyperlink"/>
@@ -628,7 +628,7 @@
             <w:noProof/>
             <w:webHidden/>
           </w:rPr>
-          <w:instrText xml:space="preserve"> PAGEREF _Toc243584801 \h </w:instrText>
+          <w:instrText xml:space="preserve"> PAGEREF _Toc243586396 \h </w:instrText>
         </w:r>
         <w:r>
           <w:rPr>
@@ -669,7 +669,7 @@
           <w:noProof/>
         </w:rPr>
       </w:pPr>
-      <w:hyperlink w:anchor="_Toc243584802" w:history="1">
+      <w:hyperlink w:anchor="_Toc243586397" w:history="1">
         <w:r>
           <w:rPr>
             <w:rStyle w:val="Hyperlink"/>
@@ -696,7 +696,7 @@
             <w:noProof/>
             <w:webHidden/>
           </w:rPr>
-          <w:instrText xml:space="preserve"> PAGEREF _Toc243584802 \h </w:instrText>
+          <w:instrText xml:space="preserve"> PAGEREF _Toc243586397 \h </w:instrText>
         </w:r>
         <w:r>
           <w:rPr>
@@ -737,7 +737,7 @@
           <w:noProof/>
         </w:rPr>
       </w:pPr>
-      <w:hyperlink w:anchor="_Toc243584803" w:history="1">
+      <w:hyperlink w:anchor="_Toc243586398" w:history="1">
         <w:r>
           <w:rPr>
             <w:rStyle w:val="Hyperlink"/>
@@ -764,7 +764,7 @@
             <w:noProof/>
             <w:webHidden/>
           </w:rPr>
-          <w:instrText xml:space="preserve"> PAGEREF _Toc243584803 \h </w:instrText>
+          <w:instrText xml:space="preserve"> PAGEREF _Toc243586398 \h </w:instrText>
         </w:r>
         <w:r>
           <w:rPr>
@@ -805,7 +805,7 @@
           <w:noProof/>
         </w:rPr>
       </w:pPr>
-      <w:hyperlink w:anchor="_Toc243584804" w:history="1">
+      <w:hyperlink w:anchor="_Toc243586399" w:history="1">
         <w:r>
           <w:rPr>
             <w:rStyle w:val="Hyperlink"/>
@@ -832,7 +832,7 @@
             <w:noProof/>
             <w:webHidden/>
           </w:rPr>
-          <w:instrText xml:space="preserve"> PAGEREF _Toc243584804 \h </w:instrText>
+          <w:instrText xml:space="preserve"> PAGEREF _Toc243586399 \h </w:instrText>
         </w:r>
         <w:r>
           <w:rPr>
@@ -873,7 +873,7 @@
           <w:noProof/>
         </w:rPr>
       </w:pPr>
-      <w:hyperlink w:anchor="_Toc243584805" w:history="1">
+      <w:hyperlink w:anchor="_Toc243586400" w:history="1">
         <w:r>
           <w:rPr>
             <w:rStyle w:val="Hyperlink"/>
@@ -900,7 +900,7 @@
             <w:noProof/>
             <w:webHidden/>
           </w:rPr>
-          <w:instrText xml:space="preserve"> PAGEREF _Toc243584805 \h </w:instrText>
+          <w:instrText xml:space="preserve"> PAGEREF _Toc243586400 \h </w:instrText>
         </w:r>
         <w:r>
           <w:rPr>
@@ -941,7 +941,7 @@
           <w:noProof/>
         </w:rPr>
       </w:pPr>
-      <w:hyperlink w:anchor="_Toc243584806" w:history="1">
+      <w:hyperlink w:anchor="_Toc243586401" w:history="1">
         <w:r>
           <w:rPr>
             <w:rStyle w:val="Hyperlink"/>
@@ -968,7 +968,7 @@
             <w:noProof/>
             <w:webHidden/>
           </w:rPr>
-          <w:instrText xml:space="preserve"> PAGEREF _Toc243584806 \h </w:instrText>
+          <w:instrText xml:space="preserve"> PAGEREF _Toc243586401 \h </w:instrText>
         </w:r>
         <w:r>
           <w:rPr>
@@ -1009,7 +1009,7 @@
           <w:noProof/>
         </w:rPr>
       </w:pPr>
-      <w:hyperlink w:anchor="_Toc243584807" w:history="1">
+      <w:hyperlink w:anchor="_Toc243586402" w:history="1">
         <w:r>
           <w:rPr>
             <w:rStyle w:val="Hyperlink"/>
@@ -1036,7 +1036,7 @@
             <w:noProof/>
             <w:webHidden/>
           </w:rPr>
-          <w:instrText xml:space="preserve"> PAGEREF _Toc243584807 \h </w:instrText>
+          <w:instrText xml:space="preserve"> PAGEREF _Toc243586402 \h </w:instrText>
         </w:r>
         <w:r>
           <w:rPr>
@@ -1077,7 +1077,7 @@
           <w:noProof/>
         </w:rPr>
       </w:pPr>
-      <w:hyperlink w:anchor="_Toc243584808" w:history="1">
+      <w:hyperlink w:anchor="_Toc243586403" w:history="1">
         <w:r>
           <w:rPr>
             <w:rStyle w:val="Hyperlink"/>
@@ -1104,7 +1104,7 @@
             <w:noProof/>
             <w:webHidden/>
           </w:rPr>
-          <w:instrText xml:space="preserve"> PAGEREF _Toc243584808 \h </w:instrText>
+          <w:instrText xml:space="preserve"> PAGEREF _Toc243586403 \h </w:instrText>
         </w:r>
         <w:r>
           <w:rPr>
@@ -1145,7 +1145,7 @@
           <w:noProof/>
         </w:rPr>
       </w:pPr>
-      <w:hyperlink w:anchor="_Toc243584809" w:history="1">
+      <w:hyperlink w:anchor="_Toc243586404" w:history="1">
         <w:r>
           <w:rPr>
             <w:rStyle w:val="Hyperlink"/>
@@ -1172,7 +1172,7 @@
             <w:noProof/>
             <w:webHidden/>
           </w:rPr>
-          <w:instrText xml:space="preserve"> PAGEREF _Toc243584809 \h </w:instrText>
+          <w:instrText xml:space="preserve"> PAGEREF _Toc243586404 \h </w:instrText>
         </w:r>
         <w:r>
           <w:rPr>
@@ -1213,7 +1213,7 @@
           <w:noProof/>
         </w:rPr>
       </w:pPr>
-      <w:hyperlink w:anchor="_Toc243584810" w:history="1">
+      <w:hyperlink w:anchor="_Toc243586405" w:history="1">
         <w:r>
           <w:rPr>
             <w:rStyle w:val="Hyperlink"/>
@@ -1240,7 +1240,7 @@
             <w:noProof/>
             <w:webHidden/>
           </w:rPr>
-          <w:instrText xml:space="preserve"> PAGEREF _Toc243584810 \h </w:instrText>
+          <w:instrText xml:space="preserve"> PAGEREF _Toc243586405 \h </w:instrText>
         </w:r>
         <w:r>
           <w:rPr>
@@ -1281,7 +1281,7 @@
           <w:noProof/>
         </w:rPr>
       </w:pPr>
-      <w:hyperlink w:anchor="_Toc243584811" w:history="1">
+      <w:hyperlink w:anchor="_Toc243586406" w:history="1">
         <w:r>
           <w:rPr>
             <w:rStyle w:val="Hyperlink"/>
@@ -1308,7 +1308,7 @@
             <w:noProof/>
             <w:webHidden/>
           </w:rPr>
-          <w:instrText xml:space="preserve"> PAGEREF _Toc243584811 \h </w:instrText>
+          <w:instrText xml:space="preserve"> PAGEREF _Toc243586406 \h </w:instrText>
         </w:r>
         <w:r>
           <w:rPr>
@@ -1349,7 +1349,7 @@
           <w:noProof/>
         </w:rPr>
       </w:pPr>
-      <w:hyperlink w:anchor="_Toc243584812" w:history="1">
+      <w:hyperlink w:anchor="_Toc243586407" w:history="1">
         <w:r>
           <w:rPr>
             <w:rStyle w:val="Hyperlink"/>
@@ -1376,7 +1376,7 @@
             <w:noProof/>
             <w:webHidden/>
           </w:rPr>
-          <w:instrText xml:space="preserve"> PAGEREF _Toc243584812 \h </w:instrText>
+          <w:instrText xml:space="preserve"> PAGEREF _Toc243586407 \h </w:instrText>
         </w:r>
         <w:r>
           <w:rPr>
@@ -1417,7 +1417,7 @@
           <w:noProof/>
         </w:rPr>
       </w:pPr>
-      <w:hyperlink w:anchor="_Toc243584813" w:history="1">
+      <w:hyperlink w:anchor="_Toc243586408" w:history="1">
         <w:r>
           <w:rPr>
             <w:rStyle w:val="Hyperlink"/>
@@ -1444,7 +1444,7 @@
             <w:noProof/>
             <w:webHidden/>
           </w:rPr>
-          <w:instrText xml:space="preserve"> PAGEREF _Toc243584813 \h </w:instrText>
+          <w:instrText xml:space="preserve"> PAGEREF _Toc243586408 \h </w:instrText>
         </w:r>
         <w:r>
           <w:rPr>
@@ -1485,7 +1485,7 @@
           <w:noProof/>
         </w:rPr>
       </w:pPr>
-      <w:hyperlink w:anchor="_Toc243584814" w:history="1">
+      <w:hyperlink w:anchor="_Toc243586409" w:history="1">
         <w:r>
           <w:rPr>
             <w:rStyle w:val="Hyperlink"/>
@@ -1512,7 +1512,7 @@
             <w:noProof/>
             <w:webHidden/>
           </w:rPr>
-          <w:instrText xml:space="preserve"> PAGEREF _Toc243584814 \h </w:instrText>
+          <w:instrText xml:space="preserve"> PAGEREF _Toc243586409 \h </w:instrText>
         </w:r>
         <w:r>
           <w:rPr>
@@ -1553,7 +1553,7 @@
           <w:noProof/>
         </w:rPr>
       </w:pPr>
-      <w:hyperlink w:anchor="_Toc243584815" w:history="1">
+      <w:hyperlink w:anchor="_Toc243586410" w:history="1">
         <w:r>
           <w:rPr>
             <w:rStyle w:val="Hyperlink"/>
@@ -1580,7 +1580,7 @@
             <w:noProof/>
             <w:webHidden/>
           </w:rPr>
-          <w:instrText xml:space="preserve"> PAGEREF _Toc243584815 \h </w:instrText>
+          <w:instrText xml:space="preserve"> PAGEREF _Toc243586410 \h </w:instrText>
         </w:r>
         <w:r>
           <w:rPr>
@@ -1621,7 +1621,7 @@
           <w:noProof/>
         </w:rPr>
       </w:pPr>
-      <w:hyperlink w:anchor="_Toc243584816" w:history="1">
+      <w:hyperlink w:anchor="_Toc243586411" w:history="1">
         <w:r>
           <w:rPr>
             <w:rStyle w:val="Hyperlink"/>
@@ -1648,7 +1648,7 @@
             <w:noProof/>
             <w:webHidden/>
           </w:rPr>
-          <w:instrText xml:space="preserve"> PAGEREF _Toc243584816 \h </w:instrText>
+          <w:instrText xml:space="preserve"> PAGEREF _Toc243586411 \h </w:instrText>
         </w:r>
         <w:r>
           <w:rPr>
@@ -1689,7 +1689,7 @@
           <w:noProof/>
         </w:rPr>
       </w:pPr>
-      <w:hyperlink w:anchor="_Toc243584817" w:history="1">
+      <w:hyperlink w:anchor="_Toc243586412" w:history="1">
         <w:r>
           <w:rPr>
             <w:rStyle w:val="Hyperlink"/>
@@ -1716,7 +1716,7 @@
             <w:noProof/>
             <w:webHidden/>
           </w:rPr>
-          <w:instrText xml:space="preserve"> PAGEREF _Toc243584817 \h </w:instrText>
+          <w:instrText xml:space="preserve"> PAGEREF _Toc243586412 \h </w:instrText>
         </w:r>
         <w:r>
           <w:rPr>
@@ -1757,7 +1757,7 @@
           <w:noProof/>
         </w:rPr>
       </w:pPr>
-      <w:hyperlink w:anchor="_Toc243584818" w:history="1">
+      <w:hyperlink w:anchor="_Toc243586413" w:history="1">
         <w:r>
           <w:rPr>
             <w:rStyle w:val="Hyperlink"/>
@@ -1784,7 +1784,7 @@
             <w:noProof/>
             <w:webHidden/>
           </w:rPr>
-          <w:instrText xml:space="preserve"> PAGEREF _Toc243584818 \h </w:instrText>
+          <w:instrText xml:space="preserve"> PAGEREF _Toc243586413 \h </w:instrText>
         </w:r>
         <w:r>
           <w:rPr>
@@ -1825,7 +1825,7 @@
           <w:noProof/>
         </w:rPr>
       </w:pPr>
-      <w:hyperlink w:anchor="_Toc243584819" w:history="1">
+      <w:hyperlink w:anchor="_Toc243586414" w:history="1">
         <w:r>
           <w:rPr>
             <w:rStyle w:val="Hyperlink"/>
@@ -1852,7 +1852,7 @@
             <w:noProof/>
             <w:webHidden/>
           </w:rPr>
-          <w:instrText xml:space="preserve"> PAGEREF _Toc243584819 \h </w:instrText>
+          <w:instrText xml:space="preserve"> PAGEREF _Toc243586414 \h </w:instrText>
         </w:r>
         <w:r>
           <w:rPr>
@@ -1893,7 +1893,7 @@
           <w:noProof/>
         </w:rPr>
       </w:pPr>
-      <w:hyperlink w:anchor="_Toc243584820" w:history="1">
+      <w:hyperlink w:anchor="_Toc243586415" w:history="1">
         <w:r>
           <w:rPr>
             <w:rStyle w:val="Hyperlink"/>
@@ -1920,7 +1920,7 @@
             <w:noProof/>
             <w:webHidden/>
           </w:rPr>
-          <w:instrText xml:space="preserve"> PAGEREF _Toc243584820 \h </w:instrText>
+          <w:instrText xml:space="preserve"> PAGEREF _Toc243586415 \h </w:instrText>
         </w:r>
         <w:r>
           <w:rPr>
@@ -1961,7 +1961,7 @@
           <w:noProof/>
         </w:rPr>
       </w:pPr>
-      <w:hyperlink w:anchor="_Toc243584821" w:history="1">
+      <w:hyperlink w:anchor="_Toc243586416" w:history="1">
         <w:r>
           <w:rPr>
             <w:rStyle w:val="Hyperlink"/>
@@ -1988,7 +1988,7 @@
             <w:noProof/>
             <w:webHidden/>
           </w:rPr>
-          <w:instrText xml:space="preserve"> PAGEREF _Toc243584821 \h </w:instrText>
+          <w:instrText xml:space="preserve"> PAGEREF _Toc243586416 \h </w:instrText>
         </w:r>
         <w:r>
           <w:rPr>
@@ -2029,7 +2029,7 @@
           <w:noProof/>
         </w:rPr>
       </w:pPr>
-      <w:hyperlink w:anchor="_Toc243584822" w:history="1">
+      <w:hyperlink w:anchor="_Toc243586417" w:history="1">
         <w:r>
           <w:rPr>
             <w:rStyle w:val="Hyperlink"/>
@@ -2056,7 +2056,7 @@
             <w:noProof/>
             <w:webHidden/>
           </w:rPr>
-          <w:instrText xml:space="preserve"> PAGEREF _Toc243584822 \h </w:instrText>
+          <w:instrText xml:space="preserve"> PAGEREF _Toc243586417 \h </w:instrText>
         </w:r>
         <w:r>
           <w:rPr>
@@ -2097,7 +2097,7 @@
           <w:noProof/>
         </w:rPr>
       </w:pPr>
-      <w:hyperlink w:anchor="_Toc243584823" w:history="1">
+      <w:hyperlink w:anchor="_Toc243586418" w:history="1">
         <w:r>
           <w:rPr>
             <w:rStyle w:val="Hyperlink"/>
@@ -2124,7 +2124,7 @@
             <w:noProof/>
             <w:webHidden/>
           </w:rPr>
-          <w:instrText xml:space="preserve"> PAGEREF _Toc243584823 \h </w:instrText>
+          <w:instrText xml:space="preserve"> PAGEREF _Toc243586418 \h </w:instrText>
         </w:r>
         <w:r>
           <w:rPr>
@@ -2165,7 +2165,7 @@
           <w:noProof/>
         </w:rPr>
       </w:pPr>
-      <w:hyperlink w:anchor="_Toc243584824" w:history="1">
+      <w:hyperlink w:anchor="_Toc243586419" w:history="1">
         <w:r>
           <w:rPr>
             <w:rStyle w:val="Hyperlink"/>
@@ -2192,7 +2192,7 @@
             <w:noProof/>
             <w:webHidden/>
           </w:rPr>
-          <w:instrText xml:space="preserve"> PAGEREF _Toc243584824 \h </w:instrText>
+          <w:instrText xml:space="preserve"> PAGEREF _Toc243586419 \h </w:instrText>
         </w:r>
         <w:r>
           <w:rPr>
@@ -2233,7 +2233,7 @@
           <w:noProof/>
         </w:rPr>
       </w:pPr>
-      <w:hyperlink w:anchor="_Toc243584825" w:history="1">
+      <w:hyperlink w:anchor="_Toc243586420" w:history="1">
         <w:r>
           <w:rPr>
             <w:rStyle w:val="Hyperlink"/>
@@ -2260,7 +2260,7 @@
             <w:noProof/>
             <w:webHidden/>
           </w:rPr>
-          <w:instrText xml:space="preserve"> PAGEREF _Toc243584825 \h </w:instrText>
+          <w:instrText xml:space="preserve"> PAGEREF _Toc243586420 \h </w:instrText>
         </w:r>
         <w:r>
           <w:rPr>
@@ -2301,7 +2301,7 @@
           <w:noProof/>
         </w:rPr>
       </w:pPr>
-      <w:hyperlink w:anchor="_Toc243584826" w:history="1">
+      <w:hyperlink w:anchor="_Toc243586421" w:history="1">
         <w:r>
           <w:rPr>
             <w:rStyle w:val="Hyperlink"/>
@@ -2328,7 +2328,7 @@
             <w:noProof/>
             <w:webHidden/>
           </w:rPr>
-          <w:instrText xml:space="preserve"> PAGEREF _Toc243584826 \h </w:instrText>
+          <w:instrText xml:space="preserve"> PAGEREF _Toc243586421 \h </w:instrText>
         </w:r>
         <w:r>
           <w:rPr>
@@ -2369,7 +2369,7 @@
           <w:noProof/>
         </w:rPr>
       </w:pPr>
-      <w:hyperlink w:anchor="_Toc243584827" w:history="1">
+      <w:hyperlink w:anchor="_Toc243586422" w:history="1">
         <w:r>
           <w:rPr>
             <w:rStyle w:val="Hyperlink"/>
@@ -2396,7 +2396,7 @@
             <w:noProof/>
             <w:webHidden/>
           </w:rPr>
-          <w:instrText xml:space="preserve"> PAGEREF _Toc243584827 \h </w:instrText>
+          <w:instrText xml:space="preserve"> PAGEREF _Toc243586422 \h </w:instrText>
         </w:r>
         <w:r>
           <w:rPr>
@@ -2437,7 +2437,7 @@
           <w:noProof/>
         </w:rPr>
       </w:pPr>
-      <w:hyperlink w:anchor="_Toc243584828" w:history="1">
+      <w:hyperlink w:anchor="_Toc243586423" w:history="1">
         <w:r>
           <w:rPr>
             <w:rStyle w:val="Hyperlink"/>
@@ -2464,7 +2464,7 @@
             <w:noProof/>
             <w:webHidden/>
           </w:rPr>
-          <w:instrText xml:space="preserve"> PAGEREF _Toc243584828 \h </w:instrText>
+          <w:instrText xml:space="preserve"> PAGEREF _Toc243586423 \h </w:instrText>
         </w:r>
         <w:r>
           <w:rPr>
@@ -2505,7 +2505,7 @@
           <w:noProof/>
         </w:rPr>
       </w:pPr>
-      <w:hyperlink w:anchor="_Toc243584829" w:history="1">
+      <w:hyperlink w:anchor="_Toc243586424" w:history="1">
         <w:r>
           <w:rPr>
             <w:rStyle w:val="Hyperlink"/>
@@ -2532,7 +2532,7 @@
             <w:noProof/>
             <w:webHidden/>
           </w:rPr>
-          <w:instrText xml:space="preserve"> PAGEREF _Toc243584829 \h </w:instrText>
+          <w:instrText xml:space="preserve"> PAGEREF _Toc243586424 \h </w:instrText>
         </w:r>
         <w:r>
           <w:rPr>
@@ -2573,7 +2573,7 @@
           <w:noProof/>
         </w:rPr>
       </w:pPr>
-      <w:hyperlink w:anchor="_Toc243584830" w:history="1">
+      <w:hyperlink w:anchor="_Toc243586425" w:history="1">
         <w:r>
           <w:rPr>
             <w:rStyle w:val="Hyperlink"/>
@@ -2600,7 +2600,7 @@
             <w:noProof/>
             <w:webHidden/>
           </w:rPr>
-          <w:instrText xml:space="preserve"> PAGEREF _Toc243584830 \h </w:instrText>
+          <w:instrText xml:space="preserve"> PAGEREF _Toc243586425 \h </w:instrText>
         </w:r>
         <w:r>
           <w:rPr>
@@ -2641,7 +2641,7 @@
           <w:noProof/>
         </w:rPr>
       </w:pPr>
-      <w:hyperlink w:anchor="_Toc243584831" w:history="1">
+      <w:hyperlink w:anchor="_Toc243586426" w:history="1">
         <w:r>
           <w:rPr>
             <w:rStyle w:val="Hyperlink"/>
@@ -2668,7 +2668,7 @@
             <w:noProof/>
             <w:webHidden/>
           </w:rPr>
-          <w:instrText xml:space="preserve"> PAGEREF _Toc243584831 \h </w:instrText>
+          <w:instrText xml:space="preserve"> PAGEREF _Toc243586426 \h </w:instrText>
         </w:r>
         <w:r>
           <w:rPr>
@@ -2709,7 +2709,7 @@
           <w:noProof/>
         </w:rPr>
       </w:pPr>
-      <w:hyperlink w:anchor="_Toc243584832" w:history="1">
+      <w:hyperlink w:anchor="_Toc243586427" w:history="1">
         <w:r>
           <w:rPr>
             <w:rStyle w:val="Hyperlink"/>
@@ -2736,7 +2736,7 @@
             <w:noProof/>
             <w:webHidden/>
           </w:rPr>
-          <w:instrText xml:space="preserve"> PAGEREF _Toc243584832 \h </w:instrText>
+          <w:instrText xml:space="preserve"> PAGEREF _Toc243586427 \h </w:instrText>
         </w:r>
         <w:r>
           <w:rPr>
@@ -2777,7 +2777,7 @@
           <w:noProof/>
         </w:rPr>
       </w:pPr>
-      <w:hyperlink w:anchor="_Toc243584833" w:history="1">
+      <w:hyperlink w:anchor="_Toc243586428" w:history="1">
         <w:r>
           <w:rPr>
             <w:rStyle w:val="Hyperlink"/>
@@ -2804,7 +2804,7 @@
             <w:noProof/>
             <w:webHidden/>
           </w:rPr>
-          <w:instrText xml:space="preserve"> PAGEREF _Toc243584833 \h </w:instrText>
+          <w:instrText xml:space="preserve"> PAGEREF _Toc243586428 \h </w:instrText>
         </w:r>
         <w:r>
           <w:rPr>
@@ -2845,7 +2845,7 @@
           <w:noProof/>
         </w:rPr>
       </w:pPr>
-      <w:hyperlink w:anchor="_Toc243584834" w:history="1">
+      <w:hyperlink w:anchor="_Toc243586429" w:history="1">
         <w:r>
           <w:rPr>
             <w:rStyle w:val="Hyperlink"/>
@@ -2872,7 +2872,7 @@
             <w:noProof/>
             <w:webHidden/>
           </w:rPr>
-          <w:instrText xml:space="preserve"> PAGEREF _Toc243584834 \h </w:instrText>
+          <w:instrText xml:space="preserve"> PAGEREF _Toc243586429 \h </w:instrText>
         </w:r>
         <w:r>
           <w:rPr>
@@ -2913,7 +2913,7 @@
           <w:noProof/>
         </w:rPr>
       </w:pPr>
-      <w:hyperlink w:anchor="_Toc243584835" w:history="1">
+      <w:hyperlink w:anchor="_Toc243586430" w:history="1">
         <w:r>
           <w:rPr>
             <w:rStyle w:val="Hyperlink"/>
@@ -2940,7 +2940,7 @@
             <w:noProof/>
             <w:webHidden/>
           </w:rPr>
-          <w:instrText xml:space="preserve"> PAGEREF _Toc243584835 \h </w:instrText>
+          <w:instrText xml:space="preserve"> PAGEREF _Toc243586430 \h </w:instrText>
         </w:r>
         <w:r>
           <w:rPr>
@@ -2981,7 +2981,7 @@
           <w:noProof/>
         </w:rPr>
       </w:pPr>
-      <w:hyperlink w:anchor="_Toc243584836" w:history="1">
+      <w:hyperlink w:anchor="_Toc243586431" w:history="1">
         <w:r>
           <w:rPr>
             <w:rStyle w:val="Hyperlink"/>
@@ -3008,7 +3008,7 @@
             <w:noProof/>
             <w:webHidden/>
           </w:rPr>
-          <w:instrText xml:space="preserve"> PAGEREF _Toc243584836 \h </w:instrText>
+          <w:instrText xml:space="preserve"> PAGEREF _Toc243586431 \h </w:instrText>
         </w:r>
         <w:r>
           <w:rPr>
@@ -3049,7 +3049,7 @@
           <w:noProof/>
         </w:rPr>
       </w:pPr>
-      <w:hyperlink w:anchor="_Toc243584837" w:history="1">
+      <w:hyperlink w:anchor="_Toc243586432" w:history="1">
         <w:r>
           <w:rPr>
             <w:rStyle w:val="Hyperlink"/>
@@ -3076,7 +3076,7 @@
             <w:noProof/>
             <w:webHidden/>
           </w:rPr>
-          <w:instrText xml:space="preserve"> PAGEREF _Toc243584837 \h </w:instrText>
+          <w:instrText xml:space="preserve"> PAGEREF _Toc243586432 \h </w:instrText>
         </w:r>
         <w:r>
           <w:rPr>
@@ -3117,7 +3117,7 @@
           <w:noProof/>
         </w:rPr>
       </w:pPr>
-      <w:hyperlink w:anchor="_Toc243584838" w:history="1">
+      <w:hyperlink w:anchor="_Toc243586433" w:history="1">
         <w:r>
           <w:rPr>
             <w:rStyle w:val="Hyperlink"/>
@@ -3144,7 +3144,7 @@
             <w:noProof/>
             <w:webHidden/>
           </w:rPr>
-          <w:instrText xml:space="preserve"> PAGEREF _Toc243584838 \h </w:instrText>
+          <w:instrText xml:space="preserve"> PAGEREF _Toc243586433 \h </w:instrText>
         </w:r>
         <w:r>
           <w:rPr>
@@ -3189,7 +3189,7 @@
       <w:pPr>
         <w:pStyle w:val="Heading1"/>
       </w:pPr>
-      <w:bookmarkStart w:id="0" w:name="_Toc243584797"/>
+      <w:bookmarkStart w:id="0" w:name="_Toc243586392"/>
       <w:r>
         <w:lastRenderedPageBreak/>
         <w:t>Abstract</w:t>
@@ -3263,7 +3263,7 @@
       <w:pPr>
         <w:pStyle w:val="Heading2"/>
       </w:pPr>
-      <w:bookmarkStart w:id="1" w:name="_Toc243584798"/>
+      <w:bookmarkStart w:id="1" w:name="_Toc243586393"/>
       <w:r>
         <w:t>Rubric compliance map</w:t>
       </w:r>
@@ -3646,7 +3646,7 @@
       <w:pPr>
         <w:pStyle w:val="Heading1"/>
       </w:pPr>
-      <w:bookmarkStart w:id="2" w:name="_Toc243584799"/>
+      <w:bookmarkStart w:id="2" w:name="_Toc243586394"/>
       <w:r>
         <w:lastRenderedPageBreak/>
         <w:t>1. Problem Refinement and Objectives</w:t>
@@ -3657,7 +3657,7 @@
       <w:pPr>
         <w:pStyle w:val="Heading2"/>
       </w:pPr>
-      <w:bookmarkStart w:id="3" w:name="_Toc243584800"/>
+      <w:bookmarkStart w:id="3" w:name="_Toc243586395"/>
       <w:r>
         <w:t>1.1 Summary of IA-1 findings</w:t>
       </w:r>
@@ -3675,7 +3675,7 @@
       <w:pPr>
         <w:pStyle w:val="Heading2"/>
       </w:pPr>
-      <w:bookmarkStart w:id="4" w:name="_Toc243584801"/>
+      <w:bookmarkStart w:id="4" w:name="_Toc243586396"/>
       <w:r>
         <w:t>1.2 Revised problem statement</w:t>
       </w:r>
@@ -3730,7 +3730,7 @@
       <w:pPr>
         <w:pStyle w:val="Heading2"/>
       </w:pPr>
-      <w:bookmarkStart w:id="5" w:name="_Toc243584802"/>
+      <w:bookmarkStart w:id="5" w:name="_Toc243586397"/>
       <w:r>
         <w:t>1.3 Changes since IA-1 and their justification</w:t>
       </w:r>
@@ -4419,7 +4419,7 @@
       <w:pPr>
         <w:pStyle w:val="Heading2"/>
       </w:pPr>
-      <w:bookmarkStart w:id="6" w:name="_Toc243584803"/>
+      <w:bookmarkStart w:id="6" w:name="_Toc243586398"/>
       <w:r>
         <w:lastRenderedPageBreak/>
         <w:t>1.4 Final objectives</w:t>
@@ -4803,7 +4803,7 @@
       <w:pPr>
         <w:pStyle w:val="Heading2"/>
       </w:pPr>
-      <w:bookmarkStart w:id="7" w:name="_Toc243584804"/>
+      <w:bookmarkStart w:id="7" w:name="_Toc243586399"/>
       <w:r>
         <w:t>1.5 Research questions</w:t>
       </w:r>
@@ -5082,7 +5082,7 @@
       <w:pPr>
         <w:pStyle w:val="Heading2"/>
       </w:pPr>
-      <w:bookmarkStart w:id="8" w:name="_Toc243584805"/>
+      <w:bookmarkStart w:id="8" w:name="_Toc243586400"/>
       <w:r>
         <w:t>1.6 Technical requirements</w:t>
       </w:r>
@@ -5584,7 +5584,7 @@
       <w:pPr>
         <w:pStyle w:val="Heading1"/>
       </w:pPr>
-      <w:bookmarkStart w:id="9" w:name="_Toc243584806"/>
+      <w:bookmarkStart w:id="9" w:name="_Toc243586401"/>
       <w:r>
         <w:t>2. Background and Related Work</w:t>
       </w:r>
@@ -5677,7 +5677,7 @@
       <w:pPr>
         <w:pStyle w:val="Heading1"/>
       </w:pPr>
-      <w:bookmarkStart w:id="10" w:name="_Toc243584807"/>
+      <w:bookmarkStart w:id="10" w:name="_Toc243586402"/>
       <w:r>
         <w:t>3. Integration of Course Concepts</w:t>
       </w:r>
@@ -5687,7 +5687,7 @@
       <w:pPr>
         <w:pStyle w:val="Heading2"/>
       </w:pPr>
-      <w:bookmarkStart w:id="11" w:name="_Toc243584808"/>
+      <w:bookmarkStart w:id="11" w:name="_Toc243586403"/>
       <w:r>
         <w:t>3.1 Final module-mapping table</w:t>
       </w:r>
@@ -6318,7 +6318,7 @@
       <w:pPr>
         <w:pStyle w:val="Heading2"/>
       </w:pPr>
-      <w:bookmarkStart w:id="12" w:name="_Toc243584809"/>
+      <w:bookmarkStart w:id="12" w:name="_Toc243586404"/>
       <w:r>
         <w:lastRenderedPageBreak/>
         <w:t>3.2 Architecture</w:t>
@@ -6335,7 +6335,7 @@
           <w:noProof/>
         </w:rPr>
         <w:drawing>
-          <wp:inline distT="0" distB="0" distL="0" distR="0" wp14:anchorId="077AD6EB" wp14:editId="0E939D63">
+          <wp:inline distT="0" distB="0" distL="0" distR="0" wp14:anchorId="46EBEFB2" wp14:editId="64575E5F">
             <wp:extent cx="5760000" cy="3407698"/>
             <wp:effectExtent l="0" t="0" r="0" b="0"/>
             <wp:docPr id="1" name="Picture 1"/>
@@ -6390,7 +6390,7 @@
       <w:pPr>
         <w:pStyle w:val="Heading2"/>
       </w:pPr>
-      <w:bookmarkStart w:id="13" w:name="_Toc243584810"/>
+      <w:bookmarkStart w:id="13" w:name="_Toc243586405"/>
       <w:r>
         <w:t>3.3 How each module contributes</w:t>
       </w:r>
@@ -6484,7 +6484,7 @@
       <w:pPr>
         <w:pStyle w:val="Heading2"/>
       </w:pPr>
-      <w:bookmarkStart w:id="14" w:name="_Toc243584811"/>
+      <w:bookmarkStart w:id="14" w:name="_Toc243586406"/>
       <w:r>
         <w:lastRenderedPageBreak/>
         <w:t>3.4 Concepts treated analytically</w:t>
@@ -6838,7 +6838,7 @@
       <w:pPr>
         <w:pStyle w:val="Heading1"/>
       </w:pPr>
-      <w:bookmarkStart w:id="15" w:name="_Toc243584812"/>
+      <w:bookmarkStart w:id="15" w:name="_Toc243586407"/>
       <w:r>
         <w:t>4. Dataset Finalisation and Implementation</w:t>
       </w:r>
@@ -6848,7 +6848,7 @@
       <w:pPr>
         <w:pStyle w:val="Heading2"/>
       </w:pPr>
-      <w:bookmarkStart w:id="16" w:name="_Toc243584813"/>
+      <w:bookmarkStart w:id="16" w:name="_Toc243586408"/>
       <w:r>
         <w:t>4.1 Provenance record</w:t>
       </w:r>
@@ -7531,7 +7531,7 @@
       <w:pPr>
         <w:pStyle w:val="Heading2"/>
       </w:pPr>
-      <w:bookmarkStart w:id="17" w:name="_Toc243584814"/>
+      <w:bookmarkStart w:id="17" w:name="_Toc243586409"/>
       <w:r>
         <w:lastRenderedPageBreak/>
         <w:t>4.2 Preparation pipeline</w:t>
@@ -7967,7 +7967,7 @@
       <w:pPr>
         <w:pStyle w:val="Heading2"/>
       </w:pPr>
-      <w:bookmarkStart w:id="18" w:name="_Toc243584815"/>
+      <w:bookmarkStart w:id="18" w:name="_Toc243586410"/>
       <w:r>
         <w:t>4.3 Algorithms</w:t>
       </w:r>
@@ -8351,7 +8351,7 @@
       <w:pPr>
         <w:pStyle w:val="Heading2"/>
       </w:pPr>
-      <w:bookmarkStart w:id="19" w:name="_Toc243584816"/>
+      <w:bookmarkStart w:id="19" w:name="_Toc243586411"/>
       <w:r>
         <w:t>4.4 Code and reproducibility</w:t>
       </w:r>
@@ -9149,7 +9149,7 @@
       <w:pPr>
         <w:pStyle w:val="Heading2"/>
       </w:pPr>
-      <w:bookmarkStart w:id="20" w:name="_Toc243584817"/>
+      <w:bookmarkStart w:id="20" w:name="_Toc243586412"/>
       <w:r>
         <w:t>4.5 Verification</w:t>
       </w:r>
@@ -9467,7 +9467,7 @@
       <w:pPr>
         <w:pStyle w:val="Heading1"/>
       </w:pPr>
-      <w:bookmarkStart w:id="21" w:name="_Toc243584818"/>
+      <w:bookmarkStart w:id="21" w:name="_Toc243586413"/>
       <w:r>
         <w:lastRenderedPageBreak/>
         <w:t>5. Evaluation, Comparison and Critical Analysis</w:t>
@@ -9478,7 +9478,7 @@
       <w:pPr>
         <w:pStyle w:val="Heading2"/>
       </w:pPr>
-      <w:bookmarkStart w:id="22" w:name="_Toc243584819"/>
+      <w:bookmarkStart w:id="22" w:name="_Toc243586414"/>
       <w:r>
         <w:t>5.1 Experimental setup</w:t>
       </w:r>
@@ -9922,7 +9922,7 @@
       <w:pPr>
         <w:pStyle w:val="Heading2"/>
       </w:pPr>
-      <w:bookmarkStart w:id="23" w:name="_Toc243584820"/>
+      <w:bookmarkStart w:id="23" w:name="_Toc243586415"/>
       <w:r>
         <w:t xml:space="preserve">5.2 E1 </w:t>
       </w:r>
@@ -11101,7 +11101,7 @@
       <w:pPr>
         <w:pStyle w:val="Heading2"/>
       </w:pPr>
-      <w:bookmarkStart w:id="24" w:name="_Toc243584821"/>
+      <w:bookmarkStart w:id="24" w:name="_Toc243586416"/>
       <w:r>
         <w:t xml:space="preserve">5.3 E2/E3 </w:t>
       </w:r>
@@ -12753,7 +12753,7 @@
         </w:rPr>
         <w:lastRenderedPageBreak/>
         <w:drawing>
-          <wp:inline distT="0" distB="0" distL="0" distR="0" wp14:anchorId="5009924A" wp14:editId="1A3E0AFC">
+          <wp:inline distT="0" distB="0" distL="0" distR="0" wp14:anchorId="06CC5322" wp14:editId="679DF30D">
             <wp:extent cx="5760000" cy="1690245"/>
             <wp:effectExtent l="0" t="0" r="0" b="0"/>
             <wp:docPr id="2" name="Picture 2"/>
@@ -12878,7 +12878,7 @@
           <w:noProof/>
         </w:rPr>
         <w:drawing>
-          <wp:inline distT="0" distB="0" distL="0" distR="0" wp14:anchorId="593820D0" wp14:editId="594FBF67">
+          <wp:inline distT="0" distB="0" distL="0" distR="0" wp14:anchorId="3182204D" wp14:editId="681DF6FF">
             <wp:extent cx="5760000" cy="1497330"/>
             <wp:effectExtent l="0" t="0" r="0" b="0"/>
             <wp:docPr id="3" name="Picture 3"/>
@@ -12947,7 +12947,7 @@
       <w:pPr>
         <w:pStyle w:val="Heading2"/>
       </w:pPr>
-      <w:bookmarkStart w:id="25" w:name="_Toc243584822"/>
+      <w:bookmarkStart w:id="25" w:name="_Toc243586417"/>
       <w:r>
         <w:lastRenderedPageBreak/>
         <w:t xml:space="preserve">5.4 E4 </w:t>
@@ -14404,7 +14404,7 @@
           <w:noProof/>
         </w:rPr>
         <w:drawing>
-          <wp:inline distT="0" distB="0" distL="0" distR="0" wp14:anchorId="636EA536" wp14:editId="26C4FDCF">
+          <wp:inline distT="0" distB="0" distL="0" distR="0" wp14:anchorId="60998A59" wp14:editId="7D5D5FE1">
             <wp:extent cx="5760000" cy="1568509"/>
             <wp:effectExtent l="0" t="0" r="0" b="0"/>
             <wp:docPr id="4" name="Picture 4"/>
@@ -14476,7 +14476,7 @@
       <w:pPr>
         <w:pStyle w:val="Heading2"/>
       </w:pPr>
-      <w:bookmarkStart w:id="26" w:name="_Toc243584823"/>
+      <w:bookmarkStart w:id="26" w:name="_Toc243586418"/>
       <w:r>
         <w:t xml:space="preserve">5.5 E5 </w:t>
       </w:r>
@@ -15815,7 +15815,7 @@
         </w:rPr>
         <w:lastRenderedPageBreak/>
         <w:drawing>
-          <wp:inline distT="0" distB="0" distL="0" distR="0" wp14:anchorId="6E49A4F8" wp14:editId="1A4AB5D5">
+          <wp:inline distT="0" distB="0" distL="0" distR="0" wp14:anchorId="02343BFE" wp14:editId="28EE3F7D">
             <wp:extent cx="5760000" cy="1634097"/>
             <wp:effectExtent l="0" t="0" r="0" b="0"/>
             <wp:docPr id="5" name="Picture 5"/>
@@ -15887,7 +15887,7 @@
       <w:pPr>
         <w:pStyle w:val="Heading2"/>
       </w:pPr>
-      <w:bookmarkStart w:id="27" w:name="_Toc243584824"/>
+      <w:bookmarkStart w:id="27" w:name="_Toc243586419"/>
       <w:r>
         <w:t xml:space="preserve">5.6 E6 </w:t>
       </w:r>
@@ -17710,7 +17710,7 @@
           <w:noProof/>
         </w:rPr>
         <w:drawing>
-          <wp:inline distT="0" distB="0" distL="0" distR="0" wp14:anchorId="3F2E6A0C" wp14:editId="72A714A4">
+          <wp:inline distT="0" distB="0" distL="0" distR="0" wp14:anchorId="57066B70" wp14:editId="2C548E0B">
             <wp:extent cx="5760000" cy="1429001"/>
             <wp:effectExtent l="0" t="0" r="0" b="0"/>
             <wp:docPr id="6" name="Picture 6"/>
@@ -17817,7 +17817,7 @@
       <w:pPr>
         <w:pStyle w:val="Heading2"/>
       </w:pPr>
-      <w:bookmarkStart w:id="28" w:name="_Toc243584825"/>
+      <w:bookmarkStart w:id="28" w:name="_Toc243586420"/>
       <w:r>
         <w:t xml:space="preserve">5.7 E7 </w:t>
       </w:r>
@@ -19997,7 +19997,7 @@
           <w:noProof/>
         </w:rPr>
         <w:drawing>
-          <wp:inline distT="0" distB="0" distL="0" distR="0" wp14:anchorId="0ECFBFF5" wp14:editId="5303CE87">
+          <wp:inline distT="0" distB="0" distL="0" distR="0" wp14:anchorId="42D9F41E" wp14:editId="3E76FE9C">
             <wp:extent cx="5760000" cy="1535414"/>
             <wp:effectExtent l="0" t="0" r="0" b="0"/>
             <wp:docPr id="7" name="Picture 7"/>
@@ -20689,7 +20689,7 @@
       <w:pPr>
         <w:pStyle w:val="Heading2"/>
       </w:pPr>
-      <w:bookmarkStart w:id="29" w:name="_Toc243584826"/>
+      <w:bookmarkStart w:id="29" w:name="_Toc243586421"/>
       <w:r>
         <w:t xml:space="preserve">5.8 E8 </w:t>
       </w:r>
@@ -22056,7 +22056,7 @@
           <w:noProof/>
         </w:rPr>
         <w:drawing>
-          <wp:inline distT="0" distB="0" distL="0" distR="0" wp14:anchorId="5416F78B" wp14:editId="10237BEC">
+          <wp:inline distT="0" distB="0" distL="0" distR="0" wp14:anchorId="76128D19" wp14:editId="40BBDD89">
             <wp:extent cx="5760000" cy="1690245"/>
             <wp:effectExtent l="0" t="0" r="0" b="0"/>
             <wp:docPr id="8" name="Picture 8"/>
@@ -22194,7 +22194,7 @@
           <w:noProof/>
         </w:rPr>
         <w:drawing>
-          <wp:inline distT="0" distB="0" distL="0" distR="0" wp14:anchorId="3C55B9D7" wp14:editId="3FC75448">
+          <wp:inline distT="0" distB="0" distL="0" distR="0" wp14:anchorId="022EA884" wp14:editId="530377F7">
             <wp:extent cx="4320000" cy="2474667"/>
             <wp:effectExtent l="0" t="0" r="0" b="0"/>
             <wp:docPr id="9" name="Picture 9"/>
@@ -22249,7 +22249,7 @@
       <w:pPr>
         <w:pStyle w:val="Heading2"/>
       </w:pPr>
-      <w:bookmarkStart w:id="30" w:name="_Toc243584827"/>
+      <w:bookmarkStart w:id="30" w:name="_Toc243586422"/>
       <w:r>
         <w:t>5.9 Unified comparison</w:t>
       </w:r>
@@ -23734,7 +23734,7 @@
       <w:pPr>
         <w:pStyle w:val="Heading2"/>
       </w:pPr>
-      <w:bookmarkStart w:id="31" w:name="_Toc243584828"/>
+      <w:bookmarkStart w:id="31" w:name="_Toc243586423"/>
       <w:r>
         <w:t>5.10 Answers to the research questions</w:t>
       </w:r>
@@ -24026,7 +24026,7 @@
       <w:pPr>
         <w:pStyle w:val="Heading2"/>
       </w:pPr>
-      <w:bookmarkStart w:id="32" w:name="_Toc243584829"/>
+      <w:bookmarkStart w:id="32" w:name="_Toc243586424"/>
       <w:r>
         <w:t>5.11 Limitations and threats to validity</w:t>
       </w:r>
@@ -24521,7 +24521,7 @@
       <w:pPr>
         <w:pStyle w:val="Heading2"/>
       </w:pPr>
-      <w:bookmarkStart w:id="33" w:name="_Toc243584830"/>
+      <w:bookmarkStart w:id="33" w:name="_Toc243586425"/>
       <w:r>
         <w:t>5.12 Proposed improvements</w:t>
       </w:r>
@@ -24607,7 +24607,7 @@
       <w:pPr>
         <w:pStyle w:val="Heading1"/>
       </w:pPr>
-      <w:bookmarkStart w:id="34" w:name="_Toc243584831"/>
+      <w:bookmarkStart w:id="34" w:name="_Toc243586426"/>
       <w:r>
         <w:t>6. Conclusion</w:t>
       </w:r>
@@ -24628,7 +24628,7 @@
       <w:pPr>
         <w:pStyle w:val="Heading1"/>
       </w:pPr>
-      <w:bookmarkStart w:id="35" w:name="_Toc243584832"/>
+      <w:bookmarkStart w:id="35" w:name="_Toc243586427"/>
       <w:r>
         <w:t>7. Individual Contribution Statement</w:t>
       </w:r>
@@ -24654,27 +24654,9 @@
     </w:p>
     <w:p>
       <w:pPr>
-        <w:jc w:val="both"/>
-      </w:pPr>
-      <w:r>
-        <w:rPr>
-          <w:b/>
-          <w:i/>
-        </w:rPr>
-        <w:t>Tools and assistance declaration.</w:t>
-      </w:r>
-      <w:r>
-        <w:rPr>
-          <w:i/>
-        </w:rPr>
-        <w:t xml:space="preserve"> Claude (Anthropic), a generative-AI assistant, was used to assist with code development, running the experiments and drafting this report. I have reviewed and verified the submitted work and take responsibility for it.</w:t>
-      </w:r>
-    </w:p>
-    <w:p>
-      <w:pPr>
         <w:pStyle w:val="Heading1"/>
       </w:pPr>
-      <w:bookmarkStart w:id="36" w:name="_Toc243584833"/>
+      <w:bookmarkStart w:id="36" w:name="_Toc243586428"/>
       <w:r>
         <w:t>8. Research and IP Development</w:t>
       </w:r>
@@ -24759,7 +24741,7 @@
       <w:pPr>
         <w:pStyle w:val="Heading1"/>
       </w:pPr>
-      <w:bookmarkStart w:id="37" w:name="_Toc243584834"/>
+      <w:bookmarkStart w:id="37" w:name="_Toc243586429"/>
       <w:r>
         <w:t>References</w:t>
       </w:r>
@@ -24791,7 +24773,6 @@
         <w:rPr>
           <w:sz w:val="19"/>
         </w:rPr>
-        <w:lastRenderedPageBreak/>
         <w:t xml:space="preserve">[2] M. Abadi, A. Chu, I. Goodfellow, H. B. McMahan, I. Mironov, K. Talwar and L. Zhang, “Deep learning with differential privacy,” in </w:t>
       </w:r>
       <w:r>
@@ -24834,6 +24815,7 @@
         <w:rPr>
           <w:sz w:val="19"/>
         </w:rPr>
+        <w:lastRenderedPageBreak/>
         <w:t>[4] I. Mironov, K. Talwar and L. Zhang, “Rényi differential privacy of the sampled Gaussian mechanism,” arXiv:1908.10530, 2019.</w:t>
       </w:r>
     </w:p>
@@ -25299,7 +25281,6 @@
         <w:rPr>
           <w:sz w:val="19"/>
         </w:rPr>
-        <w:lastRenderedPageBreak/>
         <w:t xml:space="preserve">[28] E. Bagdasaryan, O. Poursaeed and V. Shmatikov, “Differential privacy has disparate impact on model accuracy,” in </w:t>
       </w:r>
       <w:r>
@@ -25321,6 +25302,7 @@
         <w:rPr>
           <w:sz w:val="19"/>
         </w:rPr>
+        <w:lastRenderedPageBreak/>
         <w:t xml:space="preserve">[29] S. Ravfogel, Y. Elazar, H. Gonen, M. Twiton and Y. Goldberg, “Null it out: Guarding protected attributes by iterative nullspace projection,” in </w:t>
       </w:r>
       <w:r>
@@ -25404,7 +25386,7 @@
       <w:pPr>
         <w:pStyle w:val="Heading1"/>
       </w:pPr>
-      <w:bookmarkStart w:id="38" w:name="_Toc243584835"/>
+      <w:bookmarkStart w:id="38" w:name="_Toc243586430"/>
       <w:r>
         <w:t xml:space="preserve">Appendix A </w:t>
       </w:r>
@@ -25809,7 +25791,7 @@
       <w:pPr>
         <w:pStyle w:val="Heading1"/>
       </w:pPr>
-      <w:bookmarkStart w:id="39" w:name="_Toc243584836"/>
+      <w:bookmarkStart w:id="39" w:name="_Toc243586431"/>
       <w:r>
         <w:t xml:space="preserve">Appendix B </w:t>
       </w:r>
@@ -26172,7 +26154,7 @@
       <w:pPr>
         <w:pStyle w:val="Heading1"/>
       </w:pPr>
-      <w:bookmarkStart w:id="40" w:name="_Toc243584837"/>
+      <w:bookmarkStart w:id="40" w:name="_Toc243586432"/>
       <w:r>
         <w:lastRenderedPageBreak/>
         <w:t xml:space="preserve">Appendix C </w:t>
@@ -26624,7 +26606,7 @@
       <w:pPr>
         <w:pStyle w:val="Heading1"/>
       </w:pPr>
-      <w:bookmarkStart w:id="41" w:name="_Toc243584838"/>
+      <w:bookmarkStart w:id="41" w:name="_Toc243586433"/>
       <w:r>
         <w:t xml:space="preserve">Appendix D </w:t>
       </w:r>
@@ -27104,31 +27086,31 @@
       </w:rPr>
     </w:lvl>
   </w:abstractNum>
-  <w:num w:numId="1" w16cid:durableId="389891591">
+  <w:num w:numId="1" w16cid:durableId="952176093">
     <w:abstractNumId w:val="8"/>
   </w:num>
-  <w:num w:numId="2" w16cid:durableId="119105855">
+  <w:num w:numId="2" w16cid:durableId="690685460">
     <w:abstractNumId w:val="6"/>
   </w:num>
-  <w:num w:numId="3" w16cid:durableId="1692101175">
+  <w:num w:numId="3" w16cid:durableId="379672600">
     <w:abstractNumId w:val="5"/>
   </w:num>
-  <w:num w:numId="4" w16cid:durableId="1384593776">
+  <w:num w:numId="4" w16cid:durableId="645748060">
     <w:abstractNumId w:val="4"/>
   </w:num>
-  <w:num w:numId="5" w16cid:durableId="1155145438">
+  <w:num w:numId="5" w16cid:durableId="312948099">
     <w:abstractNumId w:val="7"/>
   </w:num>
-  <w:num w:numId="6" w16cid:durableId="1287858131">
+  <w:num w:numId="6" w16cid:durableId="1064839737">
     <w:abstractNumId w:val="3"/>
   </w:num>
-  <w:num w:numId="7" w16cid:durableId="1070886597">
+  <w:num w:numId="7" w16cid:durableId="1092622583">
     <w:abstractNumId w:val="2"/>
   </w:num>
-  <w:num w:numId="8" w16cid:durableId="795441741">
+  <w:num w:numId="8" w16cid:durableId="1534229369">
     <w:abstractNumId w:val="1"/>
   </w:num>
-  <w:num w:numId="9" w16cid:durableId="194470594">
+  <w:num w:numId="9" w16cid:durableId="174655716">
     <w:abstractNumId w:val="0"/>
   </w:num>
 </w:numbering>
@@ -38518,7 +38500,7 @@
     <w:autoRedefine/>
     <w:uiPriority w:val="39"/>
     <w:unhideWhenUsed/>
-    <w:rsid w:val="00B41EEC"/>
+    <w:rsid w:val="00200EBB"/>
     <w:pPr>
       <w:spacing w:after="100"/>
     </w:pPr>
@@ -38530,7 +38512,7 @@
     <w:autoRedefine/>
     <w:uiPriority w:val="39"/>
     <w:unhideWhenUsed/>
-    <w:rsid w:val="00B41EEC"/>
+    <w:rsid w:val="00200EBB"/>
     <w:pPr>
       <w:spacing w:after="100"/>
       <w:ind w:left="220"/>
@@ -38541,7 +38523,7 @@
     <w:basedOn w:val="DefaultParagraphFont"/>
     <w:uiPriority w:val="99"/>
     <w:unhideWhenUsed/>
-    <w:rsid w:val="00B41EEC"/>
+    <w:rsid w:val="00200EBB"/>
     <w:rPr>
       <w:color w:val="0000FF" w:themeColor="hyperlink"/>
       <w:u w:val="single"/>

--- a/reports/IA2_Report.docx
+++ b/reports/IA2_Report.docx
@@ -329,7 +329,7 @@
       <w:r>
         <w:fldChar w:fldCharType="separate"/>
       </w:r>
-      <w:hyperlink w:anchor="_Toc243586392" w:history="1">
+      <w:hyperlink w:anchor="_Toc243586557" w:history="1">
         <w:r>
           <w:rPr>
             <w:rStyle w:val="Hyperlink"/>
@@ -356,7 +356,7 @@
             <w:noProof/>
             <w:webHidden/>
           </w:rPr>
-          <w:instrText xml:space="preserve"> PAGEREF _Toc243586392 \h </w:instrText>
+          <w:instrText xml:space="preserve"> PAGEREF _Toc243586557 \h </w:instrText>
         </w:r>
         <w:r>
           <w:rPr>
@@ -397,7 +397,7 @@
           <w:noProof/>
         </w:rPr>
       </w:pPr>
-      <w:hyperlink w:anchor="_Toc243586393" w:history="1">
+      <w:hyperlink w:anchor="_Toc243586558" w:history="1">
         <w:r>
           <w:rPr>
             <w:rStyle w:val="Hyperlink"/>
@@ -424,7 +424,7 @@
             <w:noProof/>
             <w:webHidden/>
           </w:rPr>
-          <w:instrText xml:space="preserve"> PAGEREF _Toc243586393 \h </w:instrText>
+          <w:instrText xml:space="preserve"> PAGEREF _Toc243586558 \h </w:instrText>
         </w:r>
         <w:r>
           <w:rPr>
@@ -465,7 +465,7 @@
           <w:noProof/>
         </w:rPr>
       </w:pPr>
-      <w:hyperlink w:anchor="_Toc243586394" w:history="1">
+      <w:hyperlink w:anchor="_Toc243586559" w:history="1">
         <w:r>
           <w:rPr>
             <w:rStyle w:val="Hyperlink"/>
@@ -492,7 +492,7 @@
             <w:noProof/>
             <w:webHidden/>
           </w:rPr>
-          <w:instrText xml:space="preserve"> PAGEREF _Toc243586394 \h </w:instrText>
+          <w:instrText xml:space="preserve"> PAGEREF _Toc243586559 \h </w:instrText>
         </w:r>
         <w:r>
           <w:rPr>
@@ -533,7 +533,7 @@
           <w:noProof/>
         </w:rPr>
       </w:pPr>
-      <w:hyperlink w:anchor="_Toc243586395" w:history="1">
+      <w:hyperlink w:anchor="_Toc243586560" w:history="1">
         <w:r>
           <w:rPr>
             <w:rStyle w:val="Hyperlink"/>
@@ -560,7 +560,7 @@
             <w:noProof/>
             <w:webHidden/>
           </w:rPr>
-          <w:instrText xml:space="preserve"> PAGEREF _Toc243586395 \h </w:instrText>
+          <w:instrText xml:space="preserve"> PAGEREF _Toc243586560 \h </w:instrText>
         </w:r>
         <w:r>
           <w:rPr>
@@ -601,7 +601,7 @@
           <w:noProof/>
         </w:rPr>
       </w:pPr>
-      <w:hyperlink w:anchor="_Toc243586396" w:history="1">
+      <w:hyperlink w:anchor="_Toc243586561" w:history="1">
         <w:r>
           <w:rPr>
             <w:rStyle w:val="Hyperlink"/>
@@ -628,7 +628,7 @@
             <w:noProof/>
             <w:webHidden/>
           </w:rPr>
-          <w:instrText xml:space="preserve"> PAGEREF _Toc243586396 \h </w:instrText>
+          <w:instrText xml:space="preserve"> PAGEREF _Toc243586561 \h </w:instrText>
         </w:r>
         <w:r>
           <w:rPr>
@@ -669,7 +669,7 @@
           <w:noProof/>
         </w:rPr>
       </w:pPr>
-      <w:hyperlink w:anchor="_Toc243586397" w:history="1">
+      <w:hyperlink w:anchor="_Toc243586562" w:history="1">
         <w:r>
           <w:rPr>
             <w:rStyle w:val="Hyperlink"/>
@@ -696,7 +696,7 @@
             <w:noProof/>
             <w:webHidden/>
           </w:rPr>
-          <w:instrText xml:space="preserve"> PAGEREF _Toc243586397 \h </w:instrText>
+          <w:instrText xml:space="preserve"> PAGEREF _Toc243586562 \h </w:instrText>
         </w:r>
         <w:r>
           <w:rPr>
@@ -737,7 +737,7 @@
           <w:noProof/>
         </w:rPr>
       </w:pPr>
-      <w:hyperlink w:anchor="_Toc243586398" w:history="1">
+      <w:hyperlink w:anchor="_Toc243586563" w:history="1">
         <w:r>
           <w:rPr>
             <w:rStyle w:val="Hyperlink"/>
@@ -764,7 +764,7 @@
             <w:noProof/>
             <w:webHidden/>
           </w:rPr>
-          <w:instrText xml:space="preserve"> PAGEREF _Toc243586398 \h </w:instrText>
+          <w:instrText xml:space="preserve"> PAGEREF _Toc243586563 \h </w:instrText>
         </w:r>
         <w:r>
           <w:rPr>
@@ -805,7 +805,7 @@
           <w:noProof/>
         </w:rPr>
       </w:pPr>
-      <w:hyperlink w:anchor="_Toc243586399" w:history="1">
+      <w:hyperlink w:anchor="_Toc243586564" w:history="1">
         <w:r>
           <w:rPr>
             <w:rStyle w:val="Hyperlink"/>
@@ -832,7 +832,7 @@
             <w:noProof/>
             <w:webHidden/>
           </w:rPr>
-          <w:instrText xml:space="preserve"> PAGEREF _Toc243586399 \h </w:instrText>
+          <w:instrText xml:space="preserve"> PAGEREF _Toc243586564 \h </w:instrText>
         </w:r>
         <w:r>
           <w:rPr>
@@ -873,7 +873,7 @@
           <w:noProof/>
         </w:rPr>
       </w:pPr>
-      <w:hyperlink w:anchor="_Toc243586400" w:history="1">
+      <w:hyperlink w:anchor="_Toc243586565" w:history="1">
         <w:r>
           <w:rPr>
             <w:rStyle w:val="Hyperlink"/>
@@ -900,7 +900,7 @@
             <w:noProof/>
             <w:webHidden/>
           </w:rPr>
-          <w:instrText xml:space="preserve"> PAGEREF _Toc243586400 \h </w:instrText>
+          <w:instrText xml:space="preserve"> PAGEREF _Toc243586565 \h </w:instrText>
         </w:r>
         <w:r>
           <w:rPr>
@@ -941,7 +941,7 @@
           <w:noProof/>
         </w:rPr>
       </w:pPr>
-      <w:hyperlink w:anchor="_Toc243586401" w:history="1">
+      <w:hyperlink w:anchor="_Toc243586566" w:history="1">
         <w:r>
           <w:rPr>
             <w:rStyle w:val="Hyperlink"/>
@@ -968,7 +968,7 @@
             <w:noProof/>
             <w:webHidden/>
           </w:rPr>
-          <w:instrText xml:space="preserve"> PAGEREF _Toc243586401 \h </w:instrText>
+          <w:instrText xml:space="preserve"> PAGEREF _Toc243586566 \h </w:instrText>
         </w:r>
         <w:r>
           <w:rPr>
@@ -1009,7 +1009,7 @@
           <w:noProof/>
         </w:rPr>
       </w:pPr>
-      <w:hyperlink w:anchor="_Toc243586402" w:history="1">
+      <w:hyperlink w:anchor="_Toc243586567" w:history="1">
         <w:r>
           <w:rPr>
             <w:rStyle w:val="Hyperlink"/>
@@ -1036,7 +1036,7 @@
             <w:noProof/>
             <w:webHidden/>
           </w:rPr>
-          <w:instrText xml:space="preserve"> PAGEREF _Toc243586402 \h </w:instrText>
+          <w:instrText xml:space="preserve"> PAGEREF _Toc243586567 \h </w:instrText>
         </w:r>
         <w:r>
           <w:rPr>
@@ -1077,7 +1077,7 @@
           <w:noProof/>
         </w:rPr>
       </w:pPr>
-      <w:hyperlink w:anchor="_Toc243586403" w:history="1">
+      <w:hyperlink w:anchor="_Toc243586568" w:history="1">
         <w:r>
           <w:rPr>
             <w:rStyle w:val="Hyperlink"/>
@@ -1104,7 +1104,7 @@
             <w:noProof/>
             <w:webHidden/>
           </w:rPr>
-          <w:instrText xml:space="preserve"> PAGEREF _Toc243586403 \h </w:instrText>
+          <w:instrText xml:space="preserve"> PAGEREF _Toc243586568 \h </w:instrText>
         </w:r>
         <w:r>
           <w:rPr>
@@ -1145,7 +1145,7 @@
           <w:noProof/>
         </w:rPr>
       </w:pPr>
-      <w:hyperlink w:anchor="_Toc243586404" w:history="1">
+      <w:hyperlink w:anchor="_Toc243586569" w:history="1">
         <w:r>
           <w:rPr>
             <w:rStyle w:val="Hyperlink"/>
@@ -1172,7 +1172,7 @@
             <w:noProof/>
             <w:webHidden/>
           </w:rPr>
-          <w:instrText xml:space="preserve"> PAGEREF _Toc243586404 \h </w:instrText>
+          <w:instrText xml:space="preserve"> PAGEREF _Toc243586569 \h </w:instrText>
         </w:r>
         <w:r>
           <w:rPr>
@@ -1213,7 +1213,7 @@
           <w:noProof/>
         </w:rPr>
       </w:pPr>
-      <w:hyperlink w:anchor="_Toc243586405" w:history="1">
+      <w:hyperlink w:anchor="_Toc243586570" w:history="1">
         <w:r>
           <w:rPr>
             <w:rStyle w:val="Hyperlink"/>
@@ -1240,7 +1240,7 @@
             <w:noProof/>
             <w:webHidden/>
           </w:rPr>
-          <w:instrText xml:space="preserve"> PAGEREF _Toc243586405 \h </w:instrText>
+          <w:instrText xml:space="preserve"> PAGEREF _Toc243586570 \h </w:instrText>
         </w:r>
         <w:r>
           <w:rPr>
@@ -1281,7 +1281,7 @@
           <w:noProof/>
         </w:rPr>
       </w:pPr>
-      <w:hyperlink w:anchor="_Toc243586406" w:history="1">
+      <w:hyperlink w:anchor="_Toc243586571" w:history="1">
         <w:r>
           <w:rPr>
             <w:rStyle w:val="Hyperlink"/>
@@ -1308,7 +1308,7 @@
             <w:noProof/>
             <w:webHidden/>
           </w:rPr>
-          <w:instrText xml:space="preserve"> PAGEREF _Toc243586406 \h </w:instrText>
+          <w:instrText xml:space="preserve"> PAGEREF _Toc243586571 \h </w:instrText>
         </w:r>
         <w:r>
           <w:rPr>
@@ -1349,7 +1349,7 @@
           <w:noProof/>
         </w:rPr>
       </w:pPr>
-      <w:hyperlink w:anchor="_Toc243586407" w:history="1">
+      <w:hyperlink w:anchor="_Toc243586572" w:history="1">
         <w:r>
           <w:rPr>
             <w:rStyle w:val="Hyperlink"/>
@@ -1376,7 +1376,7 @@
             <w:noProof/>
             <w:webHidden/>
           </w:rPr>
-          <w:instrText xml:space="preserve"> PAGEREF _Toc243586407 \h </w:instrText>
+          <w:instrText xml:space="preserve"> PAGEREF _Toc243586572 \h </w:instrText>
         </w:r>
         <w:r>
           <w:rPr>
@@ -1417,7 +1417,7 @@
           <w:noProof/>
         </w:rPr>
       </w:pPr>
-      <w:hyperlink w:anchor="_Toc243586408" w:history="1">
+      <w:hyperlink w:anchor="_Toc243586573" w:history="1">
         <w:r>
           <w:rPr>
             <w:rStyle w:val="Hyperlink"/>
@@ -1444,7 +1444,7 @@
             <w:noProof/>
             <w:webHidden/>
           </w:rPr>
-          <w:instrText xml:space="preserve"> PAGEREF _Toc243586408 \h </w:instrText>
+          <w:instrText xml:space="preserve"> PAGEREF _Toc243586573 \h </w:instrText>
         </w:r>
         <w:r>
           <w:rPr>
@@ -1485,7 +1485,7 @@
           <w:noProof/>
         </w:rPr>
       </w:pPr>
-      <w:hyperlink w:anchor="_Toc243586409" w:history="1">
+      <w:hyperlink w:anchor="_Toc243586574" w:history="1">
         <w:r>
           <w:rPr>
             <w:rStyle w:val="Hyperlink"/>
@@ -1512,7 +1512,7 @@
             <w:noProof/>
             <w:webHidden/>
           </w:rPr>
-          <w:instrText xml:space="preserve"> PAGEREF _Toc243586409 \h </w:instrText>
+          <w:instrText xml:space="preserve"> PAGEREF _Toc243586574 \h </w:instrText>
         </w:r>
         <w:r>
           <w:rPr>
@@ -1553,7 +1553,7 @@
           <w:noProof/>
         </w:rPr>
       </w:pPr>
-      <w:hyperlink w:anchor="_Toc243586410" w:history="1">
+      <w:hyperlink w:anchor="_Toc243586575" w:history="1">
         <w:r>
           <w:rPr>
             <w:rStyle w:val="Hyperlink"/>
@@ -1580,7 +1580,7 @@
             <w:noProof/>
             <w:webHidden/>
           </w:rPr>
-          <w:instrText xml:space="preserve"> PAGEREF _Toc243586410 \h </w:instrText>
+          <w:instrText xml:space="preserve"> PAGEREF _Toc243586575 \h </w:instrText>
         </w:r>
         <w:r>
           <w:rPr>
@@ -1621,7 +1621,7 @@
           <w:noProof/>
         </w:rPr>
       </w:pPr>
-      <w:hyperlink w:anchor="_Toc243586411" w:history="1">
+      <w:hyperlink w:anchor="_Toc243586576" w:history="1">
         <w:r>
           <w:rPr>
             <w:rStyle w:val="Hyperlink"/>
@@ -1648,7 +1648,7 @@
             <w:noProof/>
             <w:webHidden/>
           </w:rPr>
-          <w:instrText xml:space="preserve"> PAGEREF _Toc243586411 \h </w:instrText>
+          <w:instrText xml:space="preserve"> PAGEREF _Toc243586576 \h </w:instrText>
         </w:r>
         <w:r>
           <w:rPr>
@@ -1689,7 +1689,7 @@
           <w:noProof/>
         </w:rPr>
       </w:pPr>
-      <w:hyperlink w:anchor="_Toc243586412" w:history="1">
+      <w:hyperlink w:anchor="_Toc243586577" w:history="1">
         <w:r>
           <w:rPr>
             <w:rStyle w:val="Hyperlink"/>
@@ -1716,7 +1716,7 @@
             <w:noProof/>
             <w:webHidden/>
           </w:rPr>
-          <w:instrText xml:space="preserve"> PAGEREF _Toc243586412 \h </w:instrText>
+          <w:instrText xml:space="preserve"> PAGEREF _Toc243586577 \h </w:instrText>
         </w:r>
         <w:r>
           <w:rPr>
@@ -1757,7 +1757,7 @@
           <w:noProof/>
         </w:rPr>
       </w:pPr>
-      <w:hyperlink w:anchor="_Toc243586413" w:history="1">
+      <w:hyperlink w:anchor="_Toc243586578" w:history="1">
         <w:r>
           <w:rPr>
             <w:rStyle w:val="Hyperlink"/>
@@ -1784,7 +1784,7 @@
             <w:noProof/>
             <w:webHidden/>
           </w:rPr>
-          <w:instrText xml:space="preserve"> PAGEREF _Toc243586413 \h </w:instrText>
+          <w:instrText xml:space="preserve"> PAGEREF _Toc243586578 \h </w:instrText>
         </w:r>
         <w:r>
           <w:rPr>
@@ -1825,7 +1825,7 @@
           <w:noProof/>
         </w:rPr>
       </w:pPr>
-      <w:hyperlink w:anchor="_Toc243586414" w:history="1">
+      <w:hyperlink w:anchor="_Toc243586579" w:history="1">
         <w:r>
           <w:rPr>
             <w:rStyle w:val="Hyperlink"/>
@@ -1852,7 +1852,7 @@
             <w:noProof/>
             <w:webHidden/>
           </w:rPr>
-          <w:instrText xml:space="preserve"> PAGEREF _Toc243586414 \h </w:instrText>
+          <w:instrText xml:space="preserve"> PAGEREF _Toc243586579 \h </w:instrText>
         </w:r>
         <w:r>
           <w:rPr>
@@ -1893,7 +1893,7 @@
           <w:noProof/>
         </w:rPr>
       </w:pPr>
-      <w:hyperlink w:anchor="_Toc243586415" w:history="1">
+      <w:hyperlink w:anchor="_Toc243586580" w:history="1">
         <w:r>
           <w:rPr>
             <w:rStyle w:val="Hyperlink"/>
@@ -1920,7 +1920,7 @@
             <w:noProof/>
             <w:webHidden/>
           </w:rPr>
-          <w:instrText xml:space="preserve"> PAGEREF _Toc243586415 \h </w:instrText>
+          <w:instrText xml:space="preserve"> PAGEREF _Toc243586580 \h </w:instrText>
         </w:r>
         <w:r>
           <w:rPr>
@@ -1961,7 +1961,7 @@
           <w:noProof/>
         </w:rPr>
       </w:pPr>
-      <w:hyperlink w:anchor="_Toc243586416" w:history="1">
+      <w:hyperlink w:anchor="_Toc243586581" w:history="1">
         <w:r>
           <w:rPr>
             <w:rStyle w:val="Hyperlink"/>
@@ -1988,7 +1988,7 @@
             <w:noProof/>
             <w:webHidden/>
           </w:rPr>
-          <w:instrText xml:space="preserve"> PAGEREF _Toc243586416 \h </w:instrText>
+          <w:instrText xml:space="preserve"> PAGEREF _Toc243586581 \h </w:instrText>
         </w:r>
         <w:r>
           <w:rPr>
@@ -2029,7 +2029,7 @@
           <w:noProof/>
         </w:rPr>
       </w:pPr>
-      <w:hyperlink w:anchor="_Toc243586417" w:history="1">
+      <w:hyperlink w:anchor="_Toc243586582" w:history="1">
         <w:r>
           <w:rPr>
             <w:rStyle w:val="Hyperlink"/>
@@ -2056,7 +2056,7 @@
             <w:noProof/>
             <w:webHidden/>
           </w:rPr>
-          <w:instrText xml:space="preserve"> PAGEREF _Toc243586417 \h </w:instrText>
+          <w:instrText xml:space="preserve"> PAGEREF _Toc243586582 \h </w:instrText>
         </w:r>
         <w:r>
           <w:rPr>
@@ -2097,7 +2097,7 @@
           <w:noProof/>
         </w:rPr>
       </w:pPr>
-      <w:hyperlink w:anchor="_Toc243586418" w:history="1">
+      <w:hyperlink w:anchor="_Toc243586583" w:history="1">
         <w:r>
           <w:rPr>
             <w:rStyle w:val="Hyperlink"/>
@@ -2124,7 +2124,7 @@
             <w:noProof/>
             <w:webHidden/>
           </w:rPr>
-          <w:instrText xml:space="preserve"> PAGEREF _Toc243586418 \h </w:instrText>
+          <w:instrText xml:space="preserve"> PAGEREF _Toc243586583 \h </w:instrText>
         </w:r>
         <w:r>
           <w:rPr>
@@ -2165,7 +2165,7 @@
           <w:noProof/>
         </w:rPr>
       </w:pPr>
-      <w:hyperlink w:anchor="_Toc243586419" w:history="1">
+      <w:hyperlink w:anchor="_Toc243586584" w:history="1">
         <w:r>
           <w:rPr>
             <w:rStyle w:val="Hyperlink"/>
@@ -2192,7 +2192,7 @@
             <w:noProof/>
             <w:webHidden/>
           </w:rPr>
-          <w:instrText xml:space="preserve"> PAGEREF _Toc243586419 \h </w:instrText>
+          <w:instrText xml:space="preserve"> PAGEREF _Toc243586584 \h </w:instrText>
         </w:r>
         <w:r>
           <w:rPr>
@@ -2233,7 +2233,7 @@
           <w:noProof/>
         </w:rPr>
       </w:pPr>
-      <w:hyperlink w:anchor="_Toc243586420" w:history="1">
+      <w:hyperlink w:anchor="_Toc243586585" w:history="1">
         <w:r>
           <w:rPr>
             <w:rStyle w:val="Hyperlink"/>
@@ -2260,7 +2260,7 @@
             <w:noProof/>
             <w:webHidden/>
           </w:rPr>
-          <w:instrText xml:space="preserve"> PAGEREF _Toc243586420 \h </w:instrText>
+          <w:instrText xml:space="preserve"> PAGEREF _Toc243586585 \h </w:instrText>
         </w:r>
         <w:r>
           <w:rPr>
@@ -2301,7 +2301,7 @@
           <w:noProof/>
         </w:rPr>
       </w:pPr>
-      <w:hyperlink w:anchor="_Toc243586421" w:history="1">
+      <w:hyperlink w:anchor="_Toc243586586" w:history="1">
         <w:r>
           <w:rPr>
             <w:rStyle w:val="Hyperlink"/>
@@ -2328,7 +2328,7 @@
             <w:noProof/>
             <w:webHidden/>
           </w:rPr>
-          <w:instrText xml:space="preserve"> PAGEREF _Toc243586421 \h </w:instrText>
+          <w:instrText xml:space="preserve"> PAGEREF _Toc243586586 \h </w:instrText>
         </w:r>
         <w:r>
           <w:rPr>
@@ -2369,7 +2369,7 @@
           <w:noProof/>
         </w:rPr>
       </w:pPr>
-      <w:hyperlink w:anchor="_Toc243586422" w:history="1">
+      <w:hyperlink w:anchor="_Toc243586587" w:history="1">
         <w:r>
           <w:rPr>
             <w:rStyle w:val="Hyperlink"/>
@@ -2396,7 +2396,7 @@
             <w:noProof/>
             <w:webHidden/>
           </w:rPr>
-          <w:instrText xml:space="preserve"> PAGEREF _Toc243586422 \h </w:instrText>
+          <w:instrText xml:space="preserve"> PAGEREF _Toc243586587 \h </w:instrText>
         </w:r>
         <w:r>
           <w:rPr>
@@ -2437,7 +2437,7 @@
           <w:noProof/>
         </w:rPr>
       </w:pPr>
-      <w:hyperlink w:anchor="_Toc243586423" w:history="1">
+      <w:hyperlink w:anchor="_Toc243586588" w:history="1">
         <w:r>
           <w:rPr>
             <w:rStyle w:val="Hyperlink"/>
@@ -2464,7 +2464,7 @@
             <w:noProof/>
             <w:webHidden/>
           </w:rPr>
-          <w:instrText xml:space="preserve"> PAGEREF _Toc243586423 \h </w:instrText>
+          <w:instrText xml:space="preserve"> PAGEREF _Toc243586588 \h </w:instrText>
         </w:r>
         <w:r>
           <w:rPr>
@@ -2505,7 +2505,7 @@
           <w:noProof/>
         </w:rPr>
       </w:pPr>
-      <w:hyperlink w:anchor="_Toc243586424" w:history="1">
+      <w:hyperlink w:anchor="_Toc243586589" w:history="1">
         <w:r>
           <w:rPr>
             <w:rStyle w:val="Hyperlink"/>
@@ -2532,7 +2532,7 @@
             <w:noProof/>
             <w:webHidden/>
           </w:rPr>
-          <w:instrText xml:space="preserve"> PAGEREF _Toc243586424 \h </w:instrText>
+          <w:instrText xml:space="preserve"> PAGEREF _Toc243586589 \h </w:instrText>
         </w:r>
         <w:r>
           <w:rPr>
@@ -2573,7 +2573,7 @@
           <w:noProof/>
         </w:rPr>
       </w:pPr>
-      <w:hyperlink w:anchor="_Toc243586425" w:history="1">
+      <w:hyperlink w:anchor="_Toc243586590" w:history="1">
         <w:r>
           <w:rPr>
             <w:rStyle w:val="Hyperlink"/>
@@ -2600,7 +2600,7 @@
             <w:noProof/>
             <w:webHidden/>
           </w:rPr>
-          <w:instrText xml:space="preserve"> PAGEREF _Toc243586425 \h </w:instrText>
+          <w:instrText xml:space="preserve"> PAGEREF _Toc243586590 \h </w:instrText>
         </w:r>
         <w:r>
           <w:rPr>
@@ -2641,7 +2641,7 @@
           <w:noProof/>
         </w:rPr>
       </w:pPr>
-      <w:hyperlink w:anchor="_Toc243586426" w:history="1">
+      <w:hyperlink w:anchor="_Toc243586591" w:history="1">
         <w:r>
           <w:rPr>
             <w:rStyle w:val="Hyperlink"/>
@@ -2668,7 +2668,7 @@
             <w:noProof/>
             <w:webHidden/>
           </w:rPr>
-          <w:instrText xml:space="preserve"> PAGEREF _Toc243586426 \h </w:instrText>
+          <w:instrText xml:space="preserve"> PAGEREF _Toc243586591 \h </w:instrText>
         </w:r>
         <w:r>
           <w:rPr>
@@ -2709,7 +2709,7 @@
           <w:noProof/>
         </w:rPr>
       </w:pPr>
-      <w:hyperlink w:anchor="_Toc243586427" w:history="1">
+      <w:hyperlink w:anchor="_Toc243586592" w:history="1">
         <w:r>
           <w:rPr>
             <w:rStyle w:val="Hyperlink"/>
@@ -2736,7 +2736,7 @@
             <w:noProof/>
             <w:webHidden/>
           </w:rPr>
-          <w:instrText xml:space="preserve"> PAGEREF _Toc243586427 \h </w:instrText>
+          <w:instrText xml:space="preserve"> PAGEREF _Toc243586592 \h </w:instrText>
         </w:r>
         <w:r>
           <w:rPr>
@@ -2777,7 +2777,7 @@
           <w:noProof/>
         </w:rPr>
       </w:pPr>
-      <w:hyperlink w:anchor="_Toc243586428" w:history="1">
+      <w:hyperlink w:anchor="_Toc243586593" w:history="1">
         <w:r>
           <w:rPr>
             <w:rStyle w:val="Hyperlink"/>
@@ -2804,7 +2804,7 @@
             <w:noProof/>
             <w:webHidden/>
           </w:rPr>
-          <w:instrText xml:space="preserve"> PAGEREF _Toc243586428 \h </w:instrText>
+          <w:instrText xml:space="preserve"> PAGEREF _Toc243586593 \h </w:instrText>
         </w:r>
         <w:r>
           <w:rPr>
@@ -2845,13 +2845,13 @@
           <w:noProof/>
         </w:rPr>
       </w:pPr>
-      <w:hyperlink w:anchor="_Toc243586429" w:history="1">
+      <w:hyperlink w:anchor="_Toc243586594" w:history="1">
         <w:r>
           <w:rPr>
             <w:rStyle w:val="Hyperlink"/>
             <w:noProof/>
           </w:rPr>
-          <w:t>References</w:t>
+          <w:t>Acknowledgement</w:t>
         </w:r>
         <w:r>
           <w:rPr>
@@ -2872,7 +2872,7 @@
             <w:noProof/>
             <w:webHidden/>
           </w:rPr>
-          <w:instrText xml:space="preserve"> PAGEREF _Toc243586429 \h </w:instrText>
+          <w:instrText xml:space="preserve"> PAGEREF _Toc243586594 \h </w:instrText>
         </w:r>
         <w:r>
           <w:rPr>
@@ -2913,7 +2913,75 @@
           <w:noProof/>
         </w:rPr>
       </w:pPr>
-      <w:hyperlink w:anchor="_Toc243586430" w:history="1">
+      <w:hyperlink w:anchor="_Toc243586595" w:history="1">
+        <w:r>
+          <w:rPr>
+            <w:rStyle w:val="Hyperlink"/>
+            <w:noProof/>
+          </w:rPr>
+          <w:t>References</w:t>
+        </w:r>
+        <w:r>
+          <w:rPr>
+            <w:noProof/>
+            <w:webHidden/>
+          </w:rPr>
+          <w:tab/>
+        </w:r>
+        <w:r>
+          <w:rPr>
+            <w:noProof/>
+            <w:webHidden/>
+          </w:rPr>
+          <w:fldChar w:fldCharType="begin"/>
+        </w:r>
+        <w:r>
+          <w:rPr>
+            <w:noProof/>
+            <w:webHidden/>
+          </w:rPr>
+          <w:instrText xml:space="preserve"> PAGEREF _Toc243586595 \h </w:instrText>
+        </w:r>
+        <w:r>
+          <w:rPr>
+            <w:noProof/>
+            <w:webHidden/>
+          </w:rPr>
+        </w:r>
+        <w:r>
+          <w:rPr>
+            <w:noProof/>
+            <w:webHidden/>
+          </w:rPr>
+          <w:fldChar w:fldCharType="separate"/>
+        </w:r>
+        <w:r>
+          <w:rPr>
+            <w:noProof/>
+            <w:webHidden/>
+          </w:rPr>
+          <w:t>20</w:t>
+        </w:r>
+        <w:r>
+          <w:rPr>
+            <w:noProof/>
+            <w:webHidden/>
+          </w:rPr>
+          <w:fldChar w:fldCharType="end"/>
+        </w:r>
+      </w:hyperlink>
+    </w:p>
+    <w:p>
+      <w:pPr>
+        <w:pStyle w:val="TOC1"/>
+        <w:tabs>
+          <w:tab w:val="right" w:leader="dot" w:pos="9288"/>
+        </w:tabs>
+        <w:rPr>
+          <w:noProof/>
+        </w:rPr>
+      </w:pPr>
+      <w:hyperlink w:anchor="_Toc243586596" w:history="1">
         <w:r>
           <w:rPr>
             <w:rStyle w:val="Hyperlink"/>
@@ -2940,7 +3008,7 @@
             <w:noProof/>
             <w:webHidden/>
           </w:rPr>
-          <w:instrText xml:space="preserve"> PAGEREF _Toc243586430 \h </w:instrText>
+          <w:instrText xml:space="preserve"> PAGEREF _Toc243586596 \h </w:instrText>
         </w:r>
         <w:r>
           <w:rPr>
@@ -2981,7 +3049,7 @@
           <w:noProof/>
         </w:rPr>
       </w:pPr>
-      <w:hyperlink w:anchor="_Toc243586431" w:history="1">
+      <w:hyperlink w:anchor="_Toc243586597" w:history="1">
         <w:r>
           <w:rPr>
             <w:rStyle w:val="Hyperlink"/>
@@ -3008,7 +3076,7 @@
             <w:noProof/>
             <w:webHidden/>
           </w:rPr>
-          <w:instrText xml:space="preserve"> PAGEREF _Toc243586431 \h </w:instrText>
+          <w:instrText xml:space="preserve"> PAGEREF _Toc243586597 \h </w:instrText>
         </w:r>
         <w:r>
           <w:rPr>
@@ -3049,7 +3117,7 @@
           <w:noProof/>
         </w:rPr>
       </w:pPr>
-      <w:hyperlink w:anchor="_Toc243586432" w:history="1">
+      <w:hyperlink w:anchor="_Toc243586598" w:history="1">
         <w:r>
           <w:rPr>
             <w:rStyle w:val="Hyperlink"/>
@@ -3076,7 +3144,7 @@
             <w:noProof/>
             <w:webHidden/>
           </w:rPr>
-          <w:instrText xml:space="preserve"> PAGEREF _Toc243586432 \h </w:instrText>
+          <w:instrText xml:space="preserve"> PAGEREF _Toc243586598 \h </w:instrText>
         </w:r>
         <w:r>
           <w:rPr>
@@ -3117,7 +3185,7 @@
           <w:noProof/>
         </w:rPr>
       </w:pPr>
-      <w:hyperlink w:anchor="_Toc243586433" w:history="1">
+      <w:hyperlink w:anchor="_Toc243586599" w:history="1">
         <w:r>
           <w:rPr>
             <w:rStyle w:val="Hyperlink"/>
@@ -3144,7 +3212,7 @@
             <w:noProof/>
             <w:webHidden/>
           </w:rPr>
-          <w:instrText xml:space="preserve"> PAGEREF _Toc243586433 \h </w:instrText>
+          <w:instrText xml:space="preserve"> PAGEREF _Toc243586599 \h </w:instrText>
         </w:r>
         <w:r>
           <w:rPr>
@@ -3189,7 +3257,7 @@
       <w:pPr>
         <w:pStyle w:val="Heading1"/>
       </w:pPr>
-      <w:bookmarkStart w:id="0" w:name="_Toc243586392"/>
+      <w:bookmarkStart w:id="0" w:name="_Toc243586557"/>
       <w:r>
         <w:lastRenderedPageBreak/>
         <w:t>Abstract</w:t>
@@ -3263,7 +3331,7 @@
       <w:pPr>
         <w:pStyle w:val="Heading2"/>
       </w:pPr>
-      <w:bookmarkStart w:id="1" w:name="_Toc243586393"/>
+      <w:bookmarkStart w:id="1" w:name="_Toc243586558"/>
       <w:r>
         <w:t>Rubric compliance map</w:t>
       </w:r>
@@ -3646,7 +3714,7 @@
       <w:pPr>
         <w:pStyle w:val="Heading1"/>
       </w:pPr>
-      <w:bookmarkStart w:id="2" w:name="_Toc243586394"/>
+      <w:bookmarkStart w:id="2" w:name="_Toc243586559"/>
       <w:r>
         <w:lastRenderedPageBreak/>
         <w:t>1. Problem Refinement and Objectives</w:t>
@@ -3657,7 +3725,7 @@
       <w:pPr>
         <w:pStyle w:val="Heading2"/>
       </w:pPr>
-      <w:bookmarkStart w:id="3" w:name="_Toc243586395"/>
+      <w:bookmarkStart w:id="3" w:name="_Toc243586560"/>
       <w:r>
         <w:t>1.1 Summary of IA-1 findings</w:t>
       </w:r>
@@ -3675,7 +3743,7 @@
       <w:pPr>
         <w:pStyle w:val="Heading2"/>
       </w:pPr>
-      <w:bookmarkStart w:id="4" w:name="_Toc243586396"/>
+      <w:bookmarkStart w:id="4" w:name="_Toc243586561"/>
       <w:r>
         <w:t>1.2 Revised problem statement</w:t>
       </w:r>
@@ -3730,7 +3798,7 @@
       <w:pPr>
         <w:pStyle w:val="Heading2"/>
       </w:pPr>
-      <w:bookmarkStart w:id="5" w:name="_Toc243586397"/>
+      <w:bookmarkStart w:id="5" w:name="_Toc243586562"/>
       <w:r>
         <w:t>1.3 Changes since IA-1 and their justification</w:t>
       </w:r>
@@ -4419,7 +4487,7 @@
       <w:pPr>
         <w:pStyle w:val="Heading2"/>
       </w:pPr>
-      <w:bookmarkStart w:id="6" w:name="_Toc243586398"/>
+      <w:bookmarkStart w:id="6" w:name="_Toc243586563"/>
       <w:r>
         <w:lastRenderedPageBreak/>
         <w:t>1.4 Final objectives</w:t>
@@ -4803,7 +4871,7 @@
       <w:pPr>
         <w:pStyle w:val="Heading2"/>
       </w:pPr>
-      <w:bookmarkStart w:id="7" w:name="_Toc243586399"/>
+      <w:bookmarkStart w:id="7" w:name="_Toc243586564"/>
       <w:r>
         <w:t>1.5 Research questions</w:t>
       </w:r>
@@ -5082,7 +5150,7 @@
       <w:pPr>
         <w:pStyle w:val="Heading2"/>
       </w:pPr>
-      <w:bookmarkStart w:id="8" w:name="_Toc243586400"/>
+      <w:bookmarkStart w:id="8" w:name="_Toc243586565"/>
       <w:r>
         <w:t>1.6 Technical requirements</w:t>
       </w:r>
@@ -5584,7 +5652,7 @@
       <w:pPr>
         <w:pStyle w:val="Heading1"/>
       </w:pPr>
-      <w:bookmarkStart w:id="9" w:name="_Toc243586401"/>
+      <w:bookmarkStart w:id="9" w:name="_Toc243586566"/>
       <w:r>
         <w:t>2. Background and Related Work</w:t>
       </w:r>
@@ -5677,7 +5745,7 @@
       <w:pPr>
         <w:pStyle w:val="Heading1"/>
       </w:pPr>
-      <w:bookmarkStart w:id="10" w:name="_Toc243586402"/>
+      <w:bookmarkStart w:id="10" w:name="_Toc243586567"/>
       <w:r>
         <w:t>3. Integration of Course Concepts</w:t>
       </w:r>
@@ -5687,7 +5755,7 @@
       <w:pPr>
         <w:pStyle w:val="Heading2"/>
       </w:pPr>
-      <w:bookmarkStart w:id="11" w:name="_Toc243586403"/>
+      <w:bookmarkStart w:id="11" w:name="_Toc243586568"/>
       <w:r>
         <w:t>3.1 Final module-mapping table</w:t>
       </w:r>
@@ -6318,7 +6386,7 @@
       <w:pPr>
         <w:pStyle w:val="Heading2"/>
       </w:pPr>
-      <w:bookmarkStart w:id="12" w:name="_Toc243586404"/>
+      <w:bookmarkStart w:id="12" w:name="_Toc243586569"/>
       <w:r>
         <w:lastRenderedPageBreak/>
         <w:t>3.2 Architecture</w:t>
@@ -6335,7 +6403,7 @@
           <w:noProof/>
         </w:rPr>
         <w:drawing>
-          <wp:inline distT="0" distB="0" distL="0" distR="0" wp14:anchorId="46EBEFB2" wp14:editId="64575E5F">
+          <wp:inline distT="0" distB="0" distL="0" distR="0" wp14:anchorId="1277D437" wp14:editId="1A14EA98">
             <wp:extent cx="5760000" cy="3407698"/>
             <wp:effectExtent l="0" t="0" r="0" b="0"/>
             <wp:docPr id="1" name="Picture 1"/>
@@ -6390,7 +6458,7 @@
       <w:pPr>
         <w:pStyle w:val="Heading2"/>
       </w:pPr>
-      <w:bookmarkStart w:id="13" w:name="_Toc243586405"/>
+      <w:bookmarkStart w:id="13" w:name="_Toc243586570"/>
       <w:r>
         <w:t>3.3 How each module contributes</w:t>
       </w:r>
@@ -6484,7 +6552,7 @@
       <w:pPr>
         <w:pStyle w:val="Heading2"/>
       </w:pPr>
-      <w:bookmarkStart w:id="14" w:name="_Toc243586406"/>
+      <w:bookmarkStart w:id="14" w:name="_Toc243586571"/>
       <w:r>
         <w:lastRenderedPageBreak/>
         <w:t>3.4 Concepts treated analytically</w:t>
@@ -6838,7 +6906,7 @@
       <w:pPr>
         <w:pStyle w:val="Heading1"/>
       </w:pPr>
-      <w:bookmarkStart w:id="15" w:name="_Toc243586407"/>
+      <w:bookmarkStart w:id="15" w:name="_Toc243586572"/>
       <w:r>
         <w:t>4. Dataset Finalisation and Implementation</w:t>
       </w:r>
@@ -6848,7 +6916,7 @@
       <w:pPr>
         <w:pStyle w:val="Heading2"/>
       </w:pPr>
-      <w:bookmarkStart w:id="16" w:name="_Toc243586408"/>
+      <w:bookmarkStart w:id="16" w:name="_Toc243586573"/>
       <w:r>
         <w:t>4.1 Provenance record</w:t>
       </w:r>
@@ -7531,7 +7599,7 @@
       <w:pPr>
         <w:pStyle w:val="Heading2"/>
       </w:pPr>
-      <w:bookmarkStart w:id="17" w:name="_Toc243586409"/>
+      <w:bookmarkStart w:id="17" w:name="_Toc243586574"/>
       <w:r>
         <w:lastRenderedPageBreak/>
         <w:t>4.2 Preparation pipeline</w:t>
@@ -7967,7 +8035,7 @@
       <w:pPr>
         <w:pStyle w:val="Heading2"/>
       </w:pPr>
-      <w:bookmarkStart w:id="18" w:name="_Toc243586410"/>
+      <w:bookmarkStart w:id="18" w:name="_Toc243586575"/>
       <w:r>
         <w:t>4.3 Algorithms</w:t>
       </w:r>
@@ -8351,7 +8419,7 @@
       <w:pPr>
         <w:pStyle w:val="Heading2"/>
       </w:pPr>
-      <w:bookmarkStart w:id="19" w:name="_Toc243586411"/>
+      <w:bookmarkStart w:id="19" w:name="_Toc243586576"/>
       <w:r>
         <w:t>4.4 Code and reproducibility</w:t>
       </w:r>
@@ -9149,7 +9217,7 @@
       <w:pPr>
         <w:pStyle w:val="Heading2"/>
       </w:pPr>
-      <w:bookmarkStart w:id="20" w:name="_Toc243586412"/>
+      <w:bookmarkStart w:id="20" w:name="_Toc243586577"/>
       <w:r>
         <w:t>4.5 Verification</w:t>
       </w:r>
@@ -9467,7 +9535,7 @@
       <w:pPr>
         <w:pStyle w:val="Heading1"/>
       </w:pPr>
-      <w:bookmarkStart w:id="21" w:name="_Toc243586413"/>
+      <w:bookmarkStart w:id="21" w:name="_Toc243586578"/>
       <w:r>
         <w:lastRenderedPageBreak/>
         <w:t>5. Evaluation, Comparison and Critical Analysis</w:t>
@@ -9478,7 +9546,7 @@
       <w:pPr>
         <w:pStyle w:val="Heading2"/>
       </w:pPr>
-      <w:bookmarkStart w:id="22" w:name="_Toc243586414"/>
+      <w:bookmarkStart w:id="22" w:name="_Toc243586579"/>
       <w:r>
         <w:t>5.1 Experimental setup</w:t>
       </w:r>
@@ -9922,7 +9990,7 @@
       <w:pPr>
         <w:pStyle w:val="Heading2"/>
       </w:pPr>
-      <w:bookmarkStart w:id="23" w:name="_Toc243586415"/>
+      <w:bookmarkStart w:id="23" w:name="_Toc243586580"/>
       <w:r>
         <w:t xml:space="preserve">5.2 E1 </w:t>
       </w:r>
@@ -11101,7 +11169,7 @@
       <w:pPr>
         <w:pStyle w:val="Heading2"/>
       </w:pPr>
-      <w:bookmarkStart w:id="24" w:name="_Toc243586416"/>
+      <w:bookmarkStart w:id="24" w:name="_Toc243586581"/>
       <w:r>
         <w:t xml:space="preserve">5.3 E2/E3 </w:t>
       </w:r>
@@ -12753,7 +12821,7 @@
         </w:rPr>
         <w:lastRenderedPageBreak/>
         <w:drawing>
-          <wp:inline distT="0" distB="0" distL="0" distR="0" wp14:anchorId="06CC5322" wp14:editId="679DF30D">
+          <wp:inline distT="0" distB="0" distL="0" distR="0" wp14:anchorId="2F788DEE" wp14:editId="3EE9AC97">
             <wp:extent cx="5760000" cy="1690245"/>
             <wp:effectExtent l="0" t="0" r="0" b="0"/>
             <wp:docPr id="2" name="Picture 2"/>
@@ -12878,7 +12946,7 @@
           <w:noProof/>
         </w:rPr>
         <w:drawing>
-          <wp:inline distT="0" distB="0" distL="0" distR="0" wp14:anchorId="3182204D" wp14:editId="681DF6FF">
+          <wp:inline distT="0" distB="0" distL="0" distR="0" wp14:anchorId="258F017C" wp14:editId="7A38C9B6">
             <wp:extent cx="5760000" cy="1497330"/>
             <wp:effectExtent l="0" t="0" r="0" b="0"/>
             <wp:docPr id="3" name="Picture 3"/>
@@ -12947,7 +13015,7 @@
       <w:pPr>
         <w:pStyle w:val="Heading2"/>
       </w:pPr>
-      <w:bookmarkStart w:id="25" w:name="_Toc243586417"/>
+      <w:bookmarkStart w:id="25" w:name="_Toc243586582"/>
       <w:r>
         <w:lastRenderedPageBreak/>
         <w:t xml:space="preserve">5.4 E4 </w:t>
@@ -14404,7 +14472,7 @@
           <w:noProof/>
         </w:rPr>
         <w:drawing>
-          <wp:inline distT="0" distB="0" distL="0" distR="0" wp14:anchorId="60998A59" wp14:editId="7D5D5FE1">
+          <wp:inline distT="0" distB="0" distL="0" distR="0" wp14:anchorId="6F9F38E2" wp14:editId="4A563A5A">
             <wp:extent cx="5760000" cy="1568509"/>
             <wp:effectExtent l="0" t="0" r="0" b="0"/>
             <wp:docPr id="4" name="Picture 4"/>
@@ -14476,7 +14544,7 @@
       <w:pPr>
         <w:pStyle w:val="Heading2"/>
       </w:pPr>
-      <w:bookmarkStart w:id="26" w:name="_Toc243586418"/>
+      <w:bookmarkStart w:id="26" w:name="_Toc243586583"/>
       <w:r>
         <w:t xml:space="preserve">5.5 E5 </w:t>
       </w:r>
@@ -15815,7 +15883,7 @@
         </w:rPr>
         <w:lastRenderedPageBreak/>
         <w:drawing>
-          <wp:inline distT="0" distB="0" distL="0" distR="0" wp14:anchorId="02343BFE" wp14:editId="28EE3F7D">
+          <wp:inline distT="0" distB="0" distL="0" distR="0" wp14:anchorId="69095919" wp14:editId="26ABFC16">
             <wp:extent cx="5760000" cy="1634097"/>
             <wp:effectExtent l="0" t="0" r="0" b="0"/>
             <wp:docPr id="5" name="Picture 5"/>
@@ -15887,7 +15955,7 @@
       <w:pPr>
         <w:pStyle w:val="Heading2"/>
       </w:pPr>
-      <w:bookmarkStart w:id="27" w:name="_Toc243586419"/>
+      <w:bookmarkStart w:id="27" w:name="_Toc243586584"/>
       <w:r>
         <w:t xml:space="preserve">5.6 E6 </w:t>
       </w:r>
@@ -17710,7 +17778,7 @@
           <w:noProof/>
         </w:rPr>
         <w:drawing>
-          <wp:inline distT="0" distB="0" distL="0" distR="0" wp14:anchorId="57066B70" wp14:editId="2C548E0B">
+          <wp:inline distT="0" distB="0" distL="0" distR="0" wp14:anchorId="2EF28FF7" wp14:editId="2A89C482">
             <wp:extent cx="5760000" cy="1429001"/>
             <wp:effectExtent l="0" t="0" r="0" b="0"/>
             <wp:docPr id="6" name="Picture 6"/>
@@ -17817,7 +17885,7 @@
       <w:pPr>
         <w:pStyle w:val="Heading2"/>
       </w:pPr>
-      <w:bookmarkStart w:id="28" w:name="_Toc243586420"/>
+      <w:bookmarkStart w:id="28" w:name="_Toc243586585"/>
       <w:r>
         <w:t xml:space="preserve">5.7 E7 </w:t>
       </w:r>
@@ -19997,7 +20065,7 @@
           <w:noProof/>
         </w:rPr>
         <w:drawing>
-          <wp:inline distT="0" distB="0" distL="0" distR="0" wp14:anchorId="42D9F41E" wp14:editId="3E76FE9C">
+          <wp:inline distT="0" distB="0" distL="0" distR="0" wp14:anchorId="02447789" wp14:editId="17AA811D">
             <wp:extent cx="5760000" cy="1535414"/>
             <wp:effectExtent l="0" t="0" r="0" b="0"/>
             <wp:docPr id="7" name="Picture 7"/>
@@ -20689,7 +20757,7 @@
       <w:pPr>
         <w:pStyle w:val="Heading2"/>
       </w:pPr>
-      <w:bookmarkStart w:id="29" w:name="_Toc243586421"/>
+      <w:bookmarkStart w:id="29" w:name="_Toc243586586"/>
       <w:r>
         <w:t xml:space="preserve">5.8 E8 </w:t>
       </w:r>
@@ -22056,7 +22124,7 @@
           <w:noProof/>
         </w:rPr>
         <w:drawing>
-          <wp:inline distT="0" distB="0" distL="0" distR="0" wp14:anchorId="76128D19" wp14:editId="40BBDD89">
+          <wp:inline distT="0" distB="0" distL="0" distR="0" wp14:anchorId="0327EDD0" wp14:editId="2DDAF87D">
             <wp:extent cx="5760000" cy="1690245"/>
             <wp:effectExtent l="0" t="0" r="0" b="0"/>
             <wp:docPr id="8" name="Picture 8"/>
@@ -22194,7 +22262,7 @@
           <w:noProof/>
         </w:rPr>
         <w:drawing>
-          <wp:inline distT="0" distB="0" distL="0" distR="0" wp14:anchorId="022EA884" wp14:editId="530377F7">
+          <wp:inline distT="0" distB="0" distL="0" distR="0" wp14:anchorId="447BA888" wp14:editId="56FD4112">
             <wp:extent cx="4320000" cy="2474667"/>
             <wp:effectExtent l="0" t="0" r="0" b="0"/>
             <wp:docPr id="9" name="Picture 9"/>
@@ -22249,7 +22317,7 @@
       <w:pPr>
         <w:pStyle w:val="Heading2"/>
       </w:pPr>
-      <w:bookmarkStart w:id="30" w:name="_Toc243586422"/>
+      <w:bookmarkStart w:id="30" w:name="_Toc243586587"/>
       <w:r>
         <w:t>5.9 Unified comparison</w:t>
       </w:r>
@@ -23734,7 +23802,7 @@
       <w:pPr>
         <w:pStyle w:val="Heading2"/>
       </w:pPr>
-      <w:bookmarkStart w:id="31" w:name="_Toc243586423"/>
+      <w:bookmarkStart w:id="31" w:name="_Toc243586588"/>
       <w:r>
         <w:t>5.10 Answers to the research questions</w:t>
       </w:r>
@@ -24026,7 +24094,7 @@
       <w:pPr>
         <w:pStyle w:val="Heading2"/>
       </w:pPr>
-      <w:bookmarkStart w:id="32" w:name="_Toc243586424"/>
+      <w:bookmarkStart w:id="32" w:name="_Toc243586589"/>
       <w:r>
         <w:t>5.11 Limitations and threats to validity</w:t>
       </w:r>
@@ -24521,7 +24589,7 @@
       <w:pPr>
         <w:pStyle w:val="Heading2"/>
       </w:pPr>
-      <w:bookmarkStart w:id="33" w:name="_Toc243586425"/>
+      <w:bookmarkStart w:id="33" w:name="_Toc243586590"/>
       <w:r>
         <w:t>5.12 Proposed improvements</w:t>
       </w:r>
@@ -24607,7 +24675,7 @@
       <w:pPr>
         <w:pStyle w:val="Heading1"/>
       </w:pPr>
-      <w:bookmarkStart w:id="34" w:name="_Toc243586426"/>
+      <w:bookmarkStart w:id="34" w:name="_Toc243586591"/>
       <w:r>
         <w:t>6. Conclusion</w:t>
       </w:r>
@@ -24628,7 +24696,7 @@
       <w:pPr>
         <w:pStyle w:val="Heading1"/>
       </w:pPr>
-      <w:bookmarkStart w:id="35" w:name="_Toc243586427"/>
+      <w:bookmarkStart w:id="35" w:name="_Toc243586592"/>
       <w:r>
         <w:t>7. Individual Contribution Statement</w:t>
       </w:r>
@@ -24656,7 +24724,7 @@
       <w:pPr>
         <w:pStyle w:val="Heading1"/>
       </w:pPr>
-      <w:bookmarkStart w:id="36" w:name="_Toc243586428"/>
+      <w:bookmarkStart w:id="36" w:name="_Toc243586593"/>
       <w:r>
         <w:t>8. Research and IP Development</w:t>
       </w:r>
@@ -24741,11 +24809,32 @@
       <w:pPr>
         <w:pStyle w:val="Heading1"/>
       </w:pPr>
-      <w:bookmarkStart w:id="37" w:name="_Toc243586429"/>
+      <w:bookmarkStart w:id="37" w:name="_Toc243586594"/>
+      <w:r>
+        <w:t>Acknowledgement</w:t>
+      </w:r>
+      <w:bookmarkEnd w:id="37"/>
+    </w:p>
+    <w:p>
+      <w:pPr>
+        <w:jc w:val="both"/>
+      </w:pPr>
+      <w:r>
+        <w:rPr>
+          <w:sz w:val="20"/>
+        </w:rPr>
+        <w:t>I acknowledge the use of Claude (Anthropic), an AI assistant, for support with code development and report preparation.</w:t>
+      </w:r>
+    </w:p>
+    <w:p>
+      <w:pPr>
+        <w:pStyle w:val="Heading1"/>
+      </w:pPr>
+      <w:bookmarkStart w:id="38" w:name="_Toc243586595"/>
       <w:r>
         <w:t>References</w:t>
       </w:r>
-      <w:bookmarkEnd w:id="37"/>
+      <w:bookmarkEnd w:id="38"/>
     </w:p>
     <w:p>
       <w:r>
@@ -24773,6 +24862,7 @@
         <w:rPr>
           <w:sz w:val="19"/>
         </w:rPr>
+        <w:lastRenderedPageBreak/>
         <w:t xml:space="preserve">[2] M. Abadi, A. Chu, I. Goodfellow, H. B. McMahan, I. Mironov, K. Talwar and L. Zhang, “Deep learning with differential privacy,” in </w:t>
       </w:r>
       <w:r>
@@ -24815,7 +24905,6 @@
         <w:rPr>
           <w:sz w:val="19"/>
         </w:rPr>
-        <w:lastRenderedPageBreak/>
         <w:t>[4] I. Mironov, K. Talwar and L. Zhang, “Rényi differential privacy of the sampled Gaussian mechanism,” arXiv:1908.10530, 2019.</w:t>
       </w:r>
     </w:p>
@@ -25281,6 +25370,7 @@
         <w:rPr>
           <w:sz w:val="19"/>
         </w:rPr>
+        <w:lastRenderedPageBreak/>
         <w:t xml:space="preserve">[28] E. Bagdasaryan, O. Poursaeed and V. Shmatikov, “Differential privacy has disparate impact on model accuracy,” in </w:t>
       </w:r>
       <w:r>
@@ -25302,7 +25392,6 @@
         <w:rPr>
           <w:sz w:val="19"/>
         </w:rPr>
-        <w:lastRenderedPageBreak/>
         <w:t xml:space="preserve">[29] S. Ravfogel, Y. Elazar, H. Gonen, M. Twiton and Y. Goldberg, “Null it out: Guarding protected attributes by iterative nullspace projection,” in </w:t>
       </w:r>
       <w:r>
@@ -25386,7 +25475,7 @@
       <w:pPr>
         <w:pStyle w:val="Heading1"/>
       </w:pPr>
-      <w:bookmarkStart w:id="38" w:name="_Toc243586430"/>
+      <w:bookmarkStart w:id="39" w:name="_Toc243586596"/>
       <w:r>
         <w:t xml:space="preserve">Appendix A </w:t>
       </w:r>
@@ -25396,7 +25485,7 @@
       <w:r>
         <w:t xml:space="preserve"> Metric definitions and worked calculations</w:t>
       </w:r>
-      <w:bookmarkEnd w:id="38"/>
+      <w:bookmarkEnd w:id="39"/>
     </w:p>
     <w:p>
       <w:pPr>
@@ -25791,7 +25880,7 @@
       <w:pPr>
         <w:pStyle w:val="Heading1"/>
       </w:pPr>
-      <w:bookmarkStart w:id="39" w:name="_Toc243586431"/>
+      <w:bookmarkStart w:id="40" w:name="_Toc243586597"/>
       <w:r>
         <w:t xml:space="preserve">Appendix B </w:t>
       </w:r>
@@ -25801,7 +25890,7 @@
       <w:r>
         <w:t xml:space="preserve"> Hyper-parameters</w:t>
       </w:r>
-      <w:bookmarkEnd w:id="39"/>
+      <w:bookmarkEnd w:id="40"/>
     </w:p>
     <w:p>
       <w:pPr>
@@ -26154,7 +26243,7 @@
       <w:pPr>
         <w:pStyle w:val="Heading1"/>
       </w:pPr>
-      <w:bookmarkStart w:id="40" w:name="_Toc243586432"/>
+      <w:bookmarkStart w:id="41" w:name="_Toc243586598"/>
       <w:r>
         <w:lastRenderedPageBreak/>
         <w:t xml:space="preserve">Appendix C </w:t>
@@ -26165,7 +26254,7 @@
       <w:r>
         <w:t xml:space="preserve"> File hashes (SHA-256)</w:t>
       </w:r>
-      <w:bookmarkEnd w:id="40"/>
+      <w:bookmarkEnd w:id="41"/>
     </w:p>
     <w:p>
       <w:pPr>
@@ -26606,7 +26695,7 @@
       <w:pPr>
         <w:pStyle w:val="Heading1"/>
       </w:pPr>
-      <w:bookmarkStart w:id="41" w:name="_Toc243586433"/>
+      <w:bookmarkStart w:id="42" w:name="_Toc243586599"/>
       <w:r>
         <w:t xml:space="preserve">Appendix D </w:t>
       </w:r>
@@ -26616,7 +26705,7 @@
       <w:r>
         <w:t xml:space="preserve"> Execution environment</w:t>
       </w:r>
-      <w:bookmarkEnd w:id="41"/>
+      <w:bookmarkEnd w:id="42"/>
     </w:p>
     <w:p>
       <w:pPr>
@@ -27086,31 +27175,31 @@
       </w:rPr>
     </w:lvl>
   </w:abstractNum>
-  <w:num w:numId="1" w16cid:durableId="952176093">
+  <w:num w:numId="1" w16cid:durableId="79109216">
     <w:abstractNumId w:val="8"/>
   </w:num>
-  <w:num w:numId="2" w16cid:durableId="690685460">
+  <w:num w:numId="2" w16cid:durableId="926692057">
     <w:abstractNumId w:val="6"/>
   </w:num>
-  <w:num w:numId="3" w16cid:durableId="379672600">
+  <w:num w:numId="3" w16cid:durableId="1906798787">
     <w:abstractNumId w:val="5"/>
   </w:num>
-  <w:num w:numId="4" w16cid:durableId="645748060">
+  <w:num w:numId="4" w16cid:durableId="191916925">
     <w:abstractNumId w:val="4"/>
   </w:num>
-  <w:num w:numId="5" w16cid:durableId="312948099">
+  <w:num w:numId="5" w16cid:durableId="1415515946">
     <w:abstractNumId w:val="7"/>
   </w:num>
-  <w:num w:numId="6" w16cid:durableId="1064839737">
+  <w:num w:numId="6" w16cid:durableId="161505285">
     <w:abstractNumId w:val="3"/>
   </w:num>
-  <w:num w:numId="7" w16cid:durableId="1092622583">
+  <w:num w:numId="7" w16cid:durableId="272178803">
     <w:abstractNumId w:val="2"/>
   </w:num>
-  <w:num w:numId="8" w16cid:durableId="1534229369">
+  <w:num w:numId="8" w16cid:durableId="1290892750">
     <w:abstractNumId w:val="1"/>
   </w:num>
-  <w:num w:numId="9" w16cid:durableId="174655716">
+  <w:num w:numId="9" w16cid:durableId="1956862512">
     <w:abstractNumId w:val="0"/>
   </w:num>
 </w:numbering>
@@ -38500,7 +38589,7 @@
     <w:autoRedefine/>
     <w:uiPriority w:val="39"/>
     <w:unhideWhenUsed/>
-    <w:rsid w:val="00200EBB"/>
+    <w:rsid w:val="00BD4B02"/>
     <w:pPr>
       <w:spacing w:after="100"/>
     </w:pPr>
@@ -38512,7 +38601,7 @@
     <w:autoRedefine/>
     <w:uiPriority w:val="39"/>
     <w:unhideWhenUsed/>
-    <w:rsid w:val="00200EBB"/>
+    <w:rsid w:val="00BD4B02"/>
     <w:pPr>
       <w:spacing w:after="100"/>
       <w:ind w:left="220"/>
@@ -38523,7 +38612,7 @@
     <w:basedOn w:val="DefaultParagraphFont"/>
     <w:uiPriority w:val="99"/>
     <w:unhideWhenUsed/>
-    <w:rsid w:val="00200EBB"/>
+    <w:rsid w:val="00BD4B02"/>
     <w:rPr>
       <w:color w:val="0000FF" w:themeColor="hyperlink"/>
       <w:u w:val="single"/>
